--- a/data/outputs/v2/Physics/SS2.1_Properties_of_Waves/Physics_Properties_of_Waves_FinalExplanation_TeacherKey.docx
+++ b/data/outputs/v2/Physics/SS2.1_Properties_of_Waves/Physics_Properties_of_Waves_FinalExplanation_TeacherKey.docx
@@ -1826,7 +1826,7 @@
         </w:rPr>
         <w:t xml:space="preserve">© 2026 SeaVuria and ARES. This work is licensed under a </w:t>
       </w:r>
-      <w:hyperlink w:history="1" r:id="rIdrf5os5ejpqf81rzyx-njr">
+      <w:hyperlink w:history="1" r:id="rId1w8vzf_xd0tftdjdenqog">
         <w:r>
           <w:rPr>
             <w:rFonts w:ascii="Arial" w:cs="Arial" w:eastAsia="Arial" w:hAnsi="Arial"/>
@@ -1846,7 +1846,7 @@
         </w:rPr>
         <w:t xml:space="preserve"> (</w:t>
       </w:r>
-      <w:hyperlink w:history="1" r:id="rIdyy6grjudzkwofaacrqnmt">
+      <w:hyperlink w:history="1" r:id="rIdssteivyz-suudj5wysvfi">
         <w:r>
           <w:rPr>
             <w:rFonts w:ascii="Arial" w:cs="Arial" w:eastAsia="Arial" w:hAnsi="Arial"/>
@@ -1866,7 +1866,7 @@
         </w:rPr>
         <w:t xml:space="preserve">). To view a copy of this license, visit </w:t>
       </w:r>
-      <w:hyperlink w:history="1" r:id="rIdkvdmv3szfzf4dq0f1d_iw">
+      <w:hyperlink w:history="1" r:id="rId5h8tpje3yp5yjwbybcseu">
         <w:r>
           <w:rPr>
             <w:rFonts w:ascii="Arial" w:cs="Arial" w:eastAsia="Arial" w:hAnsi="Arial"/>

--- a/data/outputs/v2/Physics/SS2.1_Properties_of_Waves/Physics_Properties_of_Waves_FinalExplanation_TeacherKey.docx
+++ b/data/outputs/v2/Physics/SS2.1_Properties_of_Waves/Physics_Properties_of_Waves_FinalExplanation_TeacherKey.docx
@@ -1826,7 +1826,7 @@
         </w:rPr>
         <w:t xml:space="preserve">© 2026 SeaVuria and ARES. This work is licensed under a </w:t>
       </w:r>
-      <w:hyperlink w:history="1" r:id="rId1w8vzf_xd0tftdjdenqog">
+      <w:hyperlink w:history="1" r:id="rIdu13cqukus4wuh_bmmhtqn">
         <w:r>
           <w:rPr>
             <w:rFonts w:ascii="Arial" w:cs="Arial" w:eastAsia="Arial" w:hAnsi="Arial"/>
@@ -1846,7 +1846,7 @@
         </w:rPr>
         <w:t xml:space="preserve"> (</w:t>
       </w:r>
-      <w:hyperlink w:history="1" r:id="rIdssteivyz-suudj5wysvfi">
+      <w:hyperlink w:history="1" r:id="rIdhwqfrkaszj2udcskcv5xm">
         <w:r>
           <w:rPr>
             <w:rFonts w:ascii="Arial" w:cs="Arial" w:eastAsia="Arial" w:hAnsi="Arial"/>
@@ -1866,7 +1866,7 @@
         </w:rPr>
         <w:t xml:space="preserve">). To view a copy of this license, visit </w:t>
       </w:r>
-      <w:hyperlink w:history="1" r:id="rId5h8tpje3yp5yjwbybcseu">
+      <w:hyperlink w:history="1" r:id="rIdjudl5qlh7ii6doqt38s9h">
         <w:r>
           <w:rPr>
             <w:rFonts w:ascii="Arial" w:cs="Arial" w:eastAsia="Arial" w:hAnsi="Arial"/>

--- a/data/outputs/v2/Physics/SS2.1_Properties_of_Waves/Physics_Properties_of_Waves_FinalExplanation_TeacherKey.docx
+++ b/data/outputs/v2/Physics/SS2.1_Properties_of_Waves/Physics_Properties_of_Waves_FinalExplanation_TeacherKey.docx
@@ -95,7 +95,7 @@
                 <w:sz w:val="22"/>
                 <w:szCs w:val="22"/>
               </w:rPr>
-              <w:t xml:space="preserve">FINAL EXPLANATION: PHYSICS GRADE 10 – SUB-STRAND 2.1 PROPERTIES OF WAVES: FINAL EXPLANATION</w:t>
+              <w:t xml:space="preserve">FINAL EXPLANATION: PHYSICS GRADE 10: PROPERTIES OF WAVES (SUB-STRAND 2.1) FINAL EXPLANATION</w:t>
             </w:r>
           </w:p>
         </w:tc>
@@ -224,7 +224,7 @@
                 <w:sz w:val="18"/>
                 <w:szCs w:val="18"/>
               </w:rPr>
-              <w:t xml:space="preserve">Today you will write your Final Explanation for the driving question: Why does the matatu's horn change pitch as it passes, and why does the FM radio signal disappear inside the Kabete tunnel, and what do these two mysteries reveal about how ALL waves behave? Answer every section in the space under each prompt. Write in full sentences, use numbers and units where you can, and use evidence from the investigations, simulations and calculations we did in this unit. Draw a labelled diagram wherever a prompt asks for one. Show every step of any calculation. You may use v = f λ and the speed of light of 3.0 × 10^8 m/s.</w:t>
+              <w:t xml:space="preserve">Today you will write your Final Explanation of the matatu phenomenon. Think about Baraka's matatu on the Nairobi-Ngong route, and about Wanjiru and Otieno standing around the corner of a building on a busy Nairobi street. Baraka keeps his horn at 400 Hz and his radio on one 100 MHz FM station. Use the wave equation v = fλ and the figures from our lessons: sound in air travels at 340 m/s, light in air travels at 3.0x10^8 m/s, the street opening is 4.0 m wide, and the matatu moves at a constant 15 m/s. Write your answer in the space under each prompt. For every explanation, give a claim, the evidence (with numbers and units) and your reasoning. Show your working for every calculation. Use the words pitch for frequency and loudness for amplitude. Refer back to the Driving Question Board and your class model (Parts A, B and C) where it helps.</w:t>
             </w:r>
           </w:p>
         </w:tc>
@@ -285,7 +285,7 @@
                 <w:sz w:val="22"/>
                 <w:szCs w:val="22"/>
               </w:rPr>
-              <w:t xml:space="preserve">Part 1: What is a wave? The idea behind both mysteries</w:t>
+              <w:t xml:space="preserve">Part A: Why the music turns the corner but the torch beam does not</w:t>
             </w:r>
           </w:p>
         </w:tc>
@@ -319,7 +319,7 @@
                 <w:sz w:val="18"/>
                 <w:szCs w:val="18"/>
               </w:rPr>
-              <w:t xml:space="preserve">A student travelling from Nakuru to Nairobi hears a matatu horn and listens to Classic 105 FM on the bus radio. (a) Explain what a wave is and what it does and does not transfer. (b) Name the wave type (transverse or longitudinal) of the matatu horn sound and of the FM radio signal, and state how the particle or field vibration relates to the direction of travel in each. (c) Explain why it is useful to treat sound and radio as the same kind of thing, even though they seem so different.</w:t>
+              <w:t xml:space="preserve">Wanjiru and Otieno cannot see the matatu behind the concrete wall, but they hear its music clearly. A torch beam from the matatu would be blocked. (a) Use v = fλ with 340 m/s to calculate the wavelength of the horn (400 Hz) and the wavelengths of the lowest (200 Hz) and highest (1000 Hz) notes of the music. (b) Calculate the ratio of the horn wavelength to the 4.0 m opening, and the approximate ratio for visible light of wavelength 5.0x10^-7 m. (c) Write a claim-evidence-reasoning explanation of why the music is heard around the corner and the torch beam is not. (d) Which would be heard better around the corner, a 200 Hz note or a 1000 Hz note? Explain.</w:t>
             </w:r>
           </w:p>
         </w:tc>
@@ -351,7 +351,64 @@
                 <w:sz w:val="18"/>
                 <w:szCs w:val="18"/>
               </w:rPr>
-              <w:t xml:space="preserve">(a) A wave is a disturbance that transfers energy from one point to another without transferring matter. In the PhET Sound simulation the air particles only moved back and forth around a fixed position while the disturbance travelled forward. (b) The matatu horn is a longitudinal mechanical wave: air particles vibrate parallel to the direction the sound travels, forming compressions and rarefactions between the matatu and the student's ear. The Classic 105 FM signal is a transverse electromagnetic wave: the vibration is perpendicular to the direction of travel. (c) Both carry energy from a source to a receiver and are described by the same properties: amplitude, wavelength, frequency, period and speed, linked by v = f λ. Because they share these properties, the same wave ideas can explain both the pitch change and the signal blackout.</w:t>
+              <w:t xml:space="preserve">(a) Horn: λ = v/f = 340/400 = 0.85 m. Lowest music note: 340/200 = 1.7 m. Highest music note: 340/1000 = 0.34 m. So the music has wavelengths from 0.34 m to 1.7 m.</w:t>
+            </w:r>
+          </w:p>
+          <w:p>
+            <w:pPr>
+              <w:spacing w:after="40" w:before="0"/>
+              <w:jc w:val="left"/>
+            </w:pPr>
+            <w:r>
+              <w:rPr>
+                <w:rFonts w:ascii="Arial" w:cs="Arial" w:eastAsia="Arial" w:hAnsi="Arial"/>
+                <w:b w:val="false"/>
+                <w:bCs w:val="false"/>
+                <w:i w:val="false"/>
+                <w:iCs w:val="false"/>
+                <w:color w:val="000000"/>
+                <w:sz w:val="18"/>
+                <w:szCs w:val="18"/>
+              </w:rPr>
+              <w:t xml:space="preserve">(b) Horn ratio = 0.85/4.0 = 0.21. Light ratio = 5.0x10^-7/4.0 = about 1.3x10^-7.</w:t>
+            </w:r>
+          </w:p>
+          <w:p>
+            <w:pPr>
+              <w:spacing w:after="40" w:before="0"/>
+              <w:jc w:val="left"/>
+            </w:pPr>
+            <w:r>
+              <w:rPr>
+                <w:rFonts w:ascii="Arial" w:cs="Arial" w:eastAsia="Arial" w:hAnsi="Arial"/>
+                <w:b w:val="false"/>
+                <w:bCs w:val="false"/>
+                <w:i w:val="false"/>
+                <w:iCs w:val="false"/>
+                <w:color w:val="000000"/>
+                <w:sz w:val="18"/>
+                <w:szCs w:val="18"/>
+              </w:rPr>
+              <w:t xml:space="preserve">(c) Claim: The music is heard around the corner because sound waves diffract (bend) around the 4.0 m opening, but light hardly diffracts at all, so the torch beam is blocked. Evidence: sound wavelengths of 0.34 m to 1.7 m (the horn is 0.85 m, ratio 0.21) are comparable to the 4.0 m opening, while light of wavelength 5.0x10^-7 m has a ratio of about 1.3x10^-7. In the ripple tank, narrow gaps made waves spread out, and in the classroom corner demonstration the tone was heard but the torch beam did not reach us. Reasoning: diffraction is the spreading of waves around an obstacle or through a gap, and it is greatest when the wavelength is comparable to or bigger than the gap. Sound meets this condition so it spreads round the corner. Light's wavelength is far smaller than the gap, so it travels almost in a straight line (rectilinear propagation) and the wall casts a shadow.</w:t>
+            </w:r>
+          </w:p>
+          <w:p>
+            <w:pPr>
+              <w:spacing w:after="40" w:before="0"/>
+              <w:jc w:val="left"/>
+            </w:pPr>
+            <w:r>
+              <w:rPr>
+                <w:rFonts w:ascii="Arial" w:cs="Arial" w:eastAsia="Arial" w:hAnsi="Arial"/>
+                <w:b w:val="false"/>
+                <w:bCs w:val="false"/>
+                <w:i w:val="false"/>
+                <w:iCs w:val="false"/>
+                <w:color w:val="000000"/>
+                <w:sz w:val="18"/>
+                <w:szCs w:val="18"/>
+              </w:rPr>
+              <w:t xml:space="preserve">(d) The 200 Hz note (λ = 1.7 m) would be heard better. Its longer wavelength is closer to the 4.0 m opening than the 0.34 m wavelength of the 1000 Hz note, so it diffracts more. Higher pitches bend less than low pitches.</w:t>
             </w:r>
           </w:p>
         </w:tc>
@@ -412,7 +469,7 @@
                 <w:sz w:val="22"/>
                 <w:szCs w:val="22"/>
               </w:rPr>
-              <w:t xml:space="preserve">Part 2: The matatu horn and the Doppler effect</w:t>
+              <w:t xml:space="preserve">Part B: Why the horn changes pitch</w:t>
             </w:r>
           </w:p>
         </w:tc>
@@ -446,7 +503,7 @@
                 <w:sz w:val="18"/>
                 <w:szCs w:val="18"/>
               </w:rPr>
-              <w:t xml:space="preserve">The matatu driver holds the horn at the same setting the whole time, yet the student, in a vehicle travelling in the opposite direction, hears a higher pitch as the matatu approaches and a lower pitch as it moves away. (a) Explain, using what happens to the wave crests, why the detected frequency changes. (b) Say what stays the same and what changes: the horn's own frequency or the frequency detected by the student. (c) Draw and label a diagram showing the wave crests around the moving matatu, marking the direction of the matatu's motion, and mark the positions where the student would hear a higher pitch and where a lower pitch.</w:t>
+              <w:t xml:space="preserve">Baraka drives past at a constant 15 m/s and never changes his horn, which has a true frequency of 400 Hz. (a) Use f' = f v/(v - vs) and f' = f v/(v + vs) with v = 340 m/s to calculate the frequency Otieno hears as the matatu approaches and the frequency Wanjiru hears as it moves away. Round to the nearest Hz. (b) Find the drop in pitch. (c) Explain, using wavefronts, why the pitch heard changes although the horn stays the same. (d) Which fixed quantity stays the same at the horn itself?</w:t>
             </w:r>
           </w:p>
         </w:tc>
@@ -478,7 +535,64 @@
                 <w:sz w:val="18"/>
                 <w:szCs w:val="18"/>
               </w:rPr>
-              <w:t xml:space="preserve">(a) This is the Doppler effect: the apparent change in frequency due to relative motion between source and observer. As the matatu approaches, it moves toward the crests it has just emitted, so successive crests are compressed into a shorter distance and more crests reach the student's ear each second. The detected frequency is higher, so the pitch is higher. As the matatu moves away, the crests are stretched out, fewer arrive per second, and the detected frequency and pitch are lower. (b) The horn's own frequency never changes; only the frequency detected by the student changes because of the relative motion. (c) Diagram: a matatu drawn with an arrow showing its direction of motion; circular wavefronts closely spaced in front of the matatu (the side it is moving toward), labelled 'crests compressed, higher frequency, higher pitch', and widely spaced behind it, labelled 'crests stretched, lower frequency, lower pitch'. The student hears the higher pitch while the student is in front of the matatu, before it passes (matatu approaching), and the lower pitch once the student is behind it, after it has passed (matatu moving away).</w:t>
+              <w:t xml:space="preserve">(a) Approaching: f' = 400 x 340/(340 - 15) = 400 x 340/325 = 418 Hz. Receding: f' = 400 x 340/(340 + 15) = 400 x 340/355 = 383 Hz.</w:t>
+            </w:r>
+          </w:p>
+          <w:p>
+            <w:pPr>
+              <w:spacing w:after="40" w:before="0"/>
+              <w:jc w:val="left"/>
+            </w:pPr>
+            <w:r>
+              <w:rPr>
+                <w:rFonts w:ascii="Arial" w:cs="Arial" w:eastAsia="Arial" w:hAnsi="Arial"/>
+                <w:b w:val="false"/>
+                <w:bCs w:val="false"/>
+                <w:i w:val="false"/>
+                <w:iCs w:val="false"/>
+                <w:color w:val="000000"/>
+                <w:sz w:val="18"/>
+                <w:szCs w:val="18"/>
+              </w:rPr>
+              <w:t xml:space="preserve">(b) Drop = 418 - 383 = 35 Hz.</w:t>
+            </w:r>
+          </w:p>
+          <w:p>
+            <w:pPr>
+              <w:spacing w:after="40" w:before="0"/>
+              <w:jc w:val="left"/>
+            </w:pPr>
+            <w:r>
+              <w:rPr>
+                <w:rFonts w:ascii="Arial" w:cs="Arial" w:eastAsia="Arial" w:hAnsi="Arial"/>
+                <w:b w:val="false"/>
+                <w:bCs w:val="false"/>
+                <w:i w:val="false"/>
+                <w:iCs w:val="false"/>
+                <w:color w:val="000000"/>
+                <w:sz w:val="18"/>
+                <w:szCs w:val="18"/>
+              </w:rPr>
+              <w:t xml:space="preserve">(c) This is the Doppler effect, an apparent change in frequency caused by relative motion between source and observer. The horn keeps producing 400 waves every second. As the matatu moves forward, each wavefront is sent out from a point closer to the listener ahead, so the wavefronts are compressed, the wavelength is shorter and more waves arrive each second, giving a higher pitch (418 Hz). Behind the matatu, each wavefront is sent from a point further away, so the waves are stretched, the wavelength is longer and fewer arrive each second, giving a lower pitch (383 Hz). The speed of sound stays 340 m/s, and v = fλ links the changed wavelength to the changed frequency heard.</w:t>
+            </w:r>
+          </w:p>
+          <w:p>
+            <w:pPr>
+              <w:spacing w:after="40" w:before="0"/>
+              <w:jc w:val="left"/>
+            </w:pPr>
+            <w:r>
+              <w:rPr>
+                <w:rFonts w:ascii="Arial" w:cs="Arial" w:eastAsia="Arial" w:hAnsi="Arial"/>
+                <w:b w:val="false"/>
+                <w:bCs w:val="false"/>
+                <w:i w:val="false"/>
+                <w:iCs w:val="false"/>
+                <w:color w:val="000000"/>
+                <w:sz w:val="18"/>
+                <w:szCs w:val="18"/>
+              </w:rPr>
+              <w:t xml:space="preserve">(d) The horn's own frequency stays at 400 Hz; Baraka never changes it. Only the frequency received by the listener changes.</w:t>
             </w:r>
           </w:p>
         </w:tc>
@@ -539,7 +653,7 @@
                 <w:sz w:val="22"/>
                 <w:szCs w:val="22"/>
               </w:rPr>
-              <w:t xml:space="preserve">Part 3: Wavelengths of FM and AM signals</w:t>
+              <w:t xml:space="preserve">Part C: Why the FM radio fades near the Ngong Hills</w:t>
             </w:r>
           </w:p>
         </w:tc>
@@ -573,7 +687,7 @@
                 <w:sz w:val="18"/>
                 <w:szCs w:val="18"/>
               </w:rPr>
-              <w:t xml:space="preserve">Classic 105 broadcasts at 105.2 MHz. A typical AM station such as KBC Radio broadcasts at 567 kHz. Radio waves travel at 3.0 × 10^8 m/s. (a) Use v = f λ to calculate the wavelength of each signal, showing your working. (b) Compare each wavelength with the width of the Kabete tunnel opening of about 8 m, and state which wave is smaller than the opening and which is larger. (c) A wave travels at constant speed and its frequency is doubled. Describe what happens to its wavelength and explain why.</w:t>
+              <w:t xml:space="preserve">The matatu radio is tuned to one 100 MHz FM station that never changes, yet it fades and crackles at certain spots near the Ngong Hills and comes back a few metres later. (a) Use v = fλ with 3.0x10^8 m/s to find the wavelength of the signal. (b) Explain, using the words superposition, path difference and interference, why the signal fades at some spots and is strong between them. (c) How far apart are the weak spots, and how does this follow from your answer to (a)? (d) In the classroom, two speakers both played 340 Hz. Give the wavelength and say whether a path difference of 1.00 m or 0.50 m gave the quiet spot. How does this support your explanation in (b)?</w:t>
             </w:r>
           </w:p>
         </w:tc>
@@ -605,7 +719,64 @@
                 <w:sz w:val="18"/>
                 <w:szCs w:val="18"/>
               </w:rPr>
-              <w:t xml:space="preserve">(a) FM: λ = v / f = (3.0 × 10^8 m/s) / (105.2 × 10^6 Hz) ≈ 2.85 m. AM: λ = (3.0 × 10^8 m/s) / (567 × 10^3 Hz) ≈ 529 m. (b) The FM wavelength (about 2.85 m) is smaller than the tunnel opening (about 8 m). The AM wavelength (about 529 m) is far larger than the opening, nearly 200 times longer than the FM wavelength. (c) Speed = frequency × wavelength, so at constant speed frequency and wavelength are inversely proportional. Doubling the frequency halves the wavelength.</w:t>
+              <w:t xml:space="preserve">(a) λ = v/f = 3.0x10^8/1.0x10^8 = 3.0 m.</w:t>
+            </w:r>
+          </w:p>
+          <w:p>
+            <w:pPr>
+              <w:spacing w:after="40" w:before="0"/>
+              <w:jc w:val="left"/>
+            </w:pPr>
+            <w:r>
+              <w:rPr>
+                <w:rFonts w:ascii="Arial" w:cs="Arial" w:eastAsia="Arial" w:hAnsi="Arial"/>
+                <w:b w:val="false"/>
+                <w:bCs w:val="false"/>
+                <w:i w:val="false"/>
+                <w:iCs w:val="false"/>
+                <w:color w:val="000000"/>
+                <w:sz w:val="18"/>
+                <w:szCs w:val="18"/>
+              </w:rPr>
+              <w:t xml:space="preserve">(b) Near the Ngong Hills the radio receives two signals: one directly from the transmitter and one reflected from the hillside. The two waves overlap and add together (superposition). Where the path difference is a whole number of wavelengths (nλ) the waves reinforce, which is constructive interference, and the signal is strong. Where the path difference is (n + 1/2)λ the waves cancel, which is destructive interference, and the signal is weak and crackles. Moving the matatu a short distance changes the path difference, so the radio fades and then returns even though the station never changes.</w:t>
+            </w:r>
+          </w:p>
+          <w:p>
+            <w:pPr>
+              <w:spacing w:after="40" w:before="0"/>
+              <w:jc w:val="left"/>
+            </w:pPr>
+            <w:r>
+              <w:rPr>
+                <w:rFonts w:ascii="Arial" w:cs="Arial" w:eastAsia="Arial" w:hAnsi="Arial"/>
+                <w:b w:val="false"/>
+                <w:bCs w:val="false"/>
+                <w:i w:val="false"/>
+                <w:iCs w:val="false"/>
+                <w:color w:val="000000"/>
+                <w:sz w:val="18"/>
+                <w:szCs w:val="18"/>
+              </w:rPr>
+              <w:t xml:space="preserve">(c) Weak spots are half a wavelength apart, so 3.0/2 = 1.5 m apart.</w:t>
+            </w:r>
+          </w:p>
+          <w:p>
+            <w:pPr>
+              <w:spacing w:after="40" w:before="0"/>
+              <w:jc w:val="left"/>
+            </w:pPr>
+            <w:r>
+              <w:rPr>
+                <w:rFonts w:ascii="Arial" w:cs="Arial" w:eastAsia="Arial" w:hAnsi="Arial"/>
+                <w:b w:val="false"/>
+                <w:bCs w:val="false"/>
+                <w:i w:val="false"/>
+                <w:iCs w:val="false"/>
+                <w:color w:val="000000"/>
+                <w:sz w:val="18"/>
+                <w:szCs w:val="18"/>
+              </w:rPr>
+              <w:t xml:space="preserve">(d) For 340 Hz, λ = 340/340 = 1.00 m. A path difference of 0.50 m (half a wavelength) gave the quiet spot, and 1.00 m gave a loud spot. The quiet spots disappeared when one speaker was covered because there was then no second wave to cancel the first. This shows that the same interference idea explains the fading FM signal, only with a wavelength of 3.0 m instead of 1.00 m.</w:t>
             </w:r>
           </w:p>
         </w:tc>
@@ -666,7 +837,7 @@
                 <w:sz w:val="22"/>
                 <w:szCs w:val="22"/>
               </w:rPr>
-              <w:t xml:space="preserve">Part 4: Why FM fades and AM survives in the Kabete tunnel</w:t>
+              <w:t xml:space="preserve">Part D: Using wave ideas in technology</w:t>
             </w:r>
           </w:p>
         </w:tc>
@@ -700,7 +871,7 @@
                 <w:sz w:val="18"/>
                 <w:szCs w:val="18"/>
               </w:rPr>
-              <w:t xml:space="preserve">(a) Define diffraction and describe what you found in the single-slit simulation about how the spreading of waves beyond a gap changes with wavelength and with gap width. (b) Use your answers from Part 3 and your diffraction findings to explain why the FM signal fades in the Kabete tunnel while the AM signal remains audible. (c) Our explanation uses a model in which the tunnel opening acts as a gap. Suggest one limitation of this model, and say what other feature of a real tunnel might also affect radio signals. (d) Draw a labelled sketch of the wavefronts of an FM wave and an AM wave meeting the 8 m tunnel opening.</w:t>
+              <w:t xml:space="preserve">Wave properties are applied in everyday life. (a) Fishers on Lake Victoria use sonar. A pulse returns after 0.040 s and sound travels at 1500 m/s in water. Calculate the depth and explain why you divide by 2. (b) A doctor uses ultrasound of frequency 3.5 MHz, which travels at 1540 m/s in soft tissue. Calculate its wavelength in millimetres and state how the image is formed. (c) In FM radio, a 1 kHz tone is sent on a 100 MHz carrier. State what changes in the carrier and what stays constant.</w:t>
             </w:r>
           </w:p>
         </w:tc>
@@ -732,7 +903,45 @@
                 <w:sz w:val="18"/>
                 <w:szCs w:val="18"/>
               </w:rPr>
-              <w:t xml:space="preserve">(a) Diffraction is the spreading of waves when they pass through a gap or around an obstacle. In the simulation the spreading was greatest when the gap was narrow, and a longer wavelength diffracted more through the same gap; a very wide gap gave almost no spreading. (b) The FM wavelength (about 2.85 m) is much smaller than the tunnel opening (about 8 m), so FM waves hardly diffract; they travel nearly straight and do not bend into the shadow zone where the bus radio is. The AM wavelength (about 529 m) is far larger than the opening, so AM waves diffract strongly, bend around and into the tunnel, and the signal stays audible. (c) This is a simplified model: a real tunnel is a long structure of concrete and metal, not just a single gap, so the materials and length of the tunnel may also weaken signals, and the gap model gives us a useful explanation based on what we investigated rather than the complete picture. (d) Sketch: FM wavefronts, with closely spaced lines, pass the 8 m opening almost straight with little spreading; AM wavefronts, with very widely spaced lines, spread out almost uniformly in all directions after the opening. Each is labelled with its wavelength.</w:t>
+              <w:t xml:space="preserve">(a) d = vt/2 = 1500 x 0.040/2 = 30 m. The pulse travels down to the lake bed and back up to the boat, so the total distance covered is twice the depth; dividing by 2 gives the depth.</w:t>
+            </w:r>
+          </w:p>
+          <w:p>
+            <w:pPr>
+              <w:spacing w:after="40" w:before="0"/>
+              <w:jc w:val="left"/>
+            </w:pPr>
+            <w:r>
+              <w:rPr>
+                <w:rFonts w:ascii="Arial" w:cs="Arial" w:eastAsia="Arial" w:hAnsi="Arial"/>
+                <w:b w:val="false"/>
+                <w:bCs w:val="false"/>
+                <w:i w:val="false"/>
+                <w:iCs w:val="false"/>
+                <w:color w:val="000000"/>
+                <w:sz w:val="18"/>
+                <w:szCs w:val="18"/>
+              </w:rPr>
+              <w:t xml:space="preserve">(b) λ = v/f = 1540/3.5x10^6 = 4.4x10^-4 m = 0.44 mm. The ultrasound pulses reflect from boundaries between different tissues, and the echoes returning (timed using d = vt/2) are used to build an image without cutting.</w:t>
+            </w:r>
+          </w:p>
+          <w:p>
+            <w:pPr>
+              <w:spacing w:after="40" w:before="0"/>
+              <w:jc w:val="left"/>
+            </w:pPr>
+            <w:r>
+              <w:rPr>
+                <w:rFonts w:ascii="Arial" w:cs="Arial" w:eastAsia="Arial" w:hAnsi="Arial"/>
+                <w:b w:val="false"/>
+                <w:bCs w:val="false"/>
+                <w:i w:val="false"/>
+                <w:iCs w:val="false"/>
+                <w:color w:val="000000"/>
+                <w:sz w:val="18"/>
+                <w:szCs w:val="18"/>
+              </w:rPr>
+              <w:t xml:space="preserve">(c) In FM, the frequency of the 100 MHz carrier changes in step with the 1 kHz tone (by up to 75 kHz), while the amplitude stays constant.</w:t>
             </w:r>
           </w:p>
         </w:tc>
@@ -793,7 +1002,7 @@
                 <w:sz w:val="22"/>
                 <w:szCs w:val="22"/>
               </w:rPr>
-              <w:t xml:space="preserve">Part 5: What the two mysteries reveal about ALL waves</w:t>
+              <w:t xml:space="preserve">Part E: Putting it all together</w:t>
             </w:r>
           </w:p>
         </w:tc>
@@ -827,7 +1036,7 @@
                 <w:sz w:val="18"/>
                 <w:szCs w:val="18"/>
               </w:rPr>
-              <w:t xml:space="preserve">Write a short, connected scientific explanation (6–8 sentences) that answers the driving question. Your explanation should: (a) explain both mysteries using wave properties; (b) show how frequency, wavelength and wave speed link the two; and (c) state one thing you thought at the start of the unit that has changed. Then choose one other wave behaviour you studied in this unit and explain whether it is the cause of the Kabete FM fade, giving a reason.</w:t>
+              <w:t xml:space="preserve">Write a complete explanation for the Driving Question: How can we hear a matatu around a corner that we cannot see, and why does its pitch change and its radio signal fade as it moves? Your answer must have three paragraphs matching Parts A, B and C of the class model. In each paragraph give a claim, evidence with numbers from this assessment, and reasoning. Then say how your final model differs from your first model in Lesson 1.</w:t>
             </w:r>
           </w:p>
         </w:tc>
@@ -859,7 +1068,64 @@
                 <w:sz w:val="18"/>
                 <w:szCs w:val="18"/>
               </w:rPr>
-              <w:t xml:space="preserve">The matatu horn changes pitch because of the Doppler effect: as the matatu approaches, sound crests are compressed, so the student detects a higher frequency and a higher pitch; as it moves away, the crests are stretched and the detected frequency is lower. The horn's own frequency never changes. The FM signal from Classic 105 fades in the Kabete tunnel because its wavelength, found from v = f λ, is only about 2.85 m, much smaller than the tunnel opening of about 8 m, so it diffracts very little. The AM signal at 567 kHz has a wavelength of about 529 m, far larger than the opening, so it diffracts strongly and stays audible. Both mysteries are explained by the same properties of waves: frequency, wavelength and speed, which decide how a wave interacts with motion and with obstacles. This shows that all waves, whether sound or radio, are disturbances that transfer energy without transferring matter and obey the same rules. (Sample change in thinking: at first I thought sound and radio were unrelated and that the horn's pitch was changed by the driver; now I know the pitch change comes from relative motion.) Refraction and total internal reflection depend on a wave changing speed at a boundary between media, as in the fibre-optic TEAMS cable at Mombasa; they are not the cause of the Kabete FM fade, which our unit explains by limited diffraction.</w:t>
+              <w:t xml:space="preserve">Part A (corner): The music is heard around the building because sound diffracts. The sound wavelengths of 0.34 m to 1.7 m (the horn is 0.85 m, ratio 0.21 to the 4.0 m opening) are comparable to the opening, and diffraction is greatest when the wavelength is comparable to or bigger than the gap. Light of wavelength 5.0x10^-7 m has a ratio of about 1.3x10^-7, so it hardly bends and the torch beam is blocked by the wall.</w:t>
+            </w:r>
+          </w:p>
+          <w:p>
+            <w:pPr>
+              <w:spacing w:after="40" w:before="0"/>
+              <w:jc w:val="left"/>
+            </w:pPr>
+            <w:r>
+              <w:rPr>
+                <w:rFonts w:ascii="Arial" w:cs="Arial" w:eastAsia="Arial" w:hAnsi="Arial"/>
+                <w:b w:val="false"/>
+                <w:bCs w:val="false"/>
+                <w:i w:val="false"/>
+                <w:iCs w:val="false"/>
+                <w:color w:val="000000"/>
+                <w:sz w:val="18"/>
+                <w:szCs w:val="18"/>
+              </w:rPr>
+              <w:t xml:space="preserve">Part B (pitch): The horn really stays at 400 Hz. Because the matatu moves at 15 m/s, it compresses the waves ahead of it, so Otieno hears 418 Hz, and stretches them behind it, so Wanjiru hears 383 Hz, a drop of 35 Hz. This is the Doppler effect, caused by relative motion between source and listener.</w:t>
+            </w:r>
+          </w:p>
+          <w:p>
+            <w:pPr>
+              <w:spacing w:after="40" w:before="0"/>
+              <w:jc w:val="left"/>
+            </w:pPr>
+            <w:r>
+              <w:rPr>
+                <w:rFonts w:ascii="Arial" w:cs="Arial" w:eastAsia="Arial" w:hAnsi="Arial"/>
+                <w:b w:val="false"/>
+                <w:bCs w:val="false"/>
+                <w:i w:val="false"/>
+                <w:iCs w:val="false"/>
+                <w:color w:val="000000"/>
+                <w:sz w:val="18"/>
+                <w:szCs w:val="18"/>
+              </w:rPr>
+              <w:t xml:space="preserve">Part C (fading): The 100 MHz FM signal has wavelength 3.0 m. Near the Ngong Hills the direct signal and the signal reflected from the hillside interfere. They cancel (destructive interference, path difference (n + 1/2)λ) at weak spots about 1.5 m apart and reinforce between them, so the radio fades and returns although the station never changes.</w:t>
+            </w:r>
+          </w:p>
+          <w:p>
+            <w:pPr>
+              <w:spacing w:after="40" w:before="0"/>
+              <w:jc w:val="left"/>
+            </w:pPr>
+            <w:r>
+              <w:rPr>
+                <w:rFonts w:ascii="Arial" w:cs="Arial" w:eastAsia="Arial" w:hAnsi="Arial"/>
+                <w:b w:val="false"/>
+                <w:bCs w:val="false"/>
+                <w:i w:val="false"/>
+                <w:iCs w:val="false"/>
+                <w:color w:val="000000"/>
+                <w:sz w:val="18"/>
+                <w:szCs w:val="18"/>
+              </w:rPr>
+              <w:t xml:space="preserve">Change from the first model: In Lesson 1 I only had guesses and knew a wave is a disturbance that carries energy. My final model gives three separate causes (diffraction, the Doppler effect and interference), each supported by evidence and calculation using v = fλ.</w:t>
             </w:r>
           </w:p>
         </w:tc>
@@ -1086,7 +1352,7 @@
                 <w:sz w:val="18"/>
                 <w:szCs w:val="18"/>
               </w:rPr>
-              <w:t xml:space="preserve">Understanding of wave concepts</w:t>
+              <w:t xml:space="preserve">Explaining diffraction at the corner (Part A)</w:t>
             </w:r>
           </w:p>
         </w:tc>
@@ -1118,7 +1384,7 @@
                 <w:sz w:val="18"/>
                 <w:szCs w:val="18"/>
               </w:rPr>
-              <w:t xml:space="preserve">Defines a wave as a disturbance transferring energy without matter and correctly classifies horn (longitudinal) and FM (transverse) with accurate particle motion.</w:t>
+              <w:t xml:space="preserve">Correctly calculates all wavelengths and ratios (0.85 m, 1.7 m, 0.34 m, 0.21, about 1.3x10^-7) and gives a full claim-evidence-reasoning explanation linking wavelength to gap size, including why low pitches bend more than high pitches.</w:t>
             </w:r>
           </w:p>
         </w:tc>
@@ -1150,7 +1416,7 @@
                 <w:sz w:val="18"/>
                 <w:szCs w:val="18"/>
               </w:rPr>
-              <w:t xml:space="preserve">Defines a wave correctly and classifies both waves, with minor gaps in describing vibration direction.</w:t>
+              <w:t xml:space="preserve">Calculates most wavelengths and ratios correctly and explains that sound bends and light does not because of wavelength compared with the opening, with small gaps in reasoning.</w:t>
             </w:r>
           </w:p>
         </w:tc>
@@ -1182,7 +1448,7 @@
                 <w:sz w:val="18"/>
                 <w:szCs w:val="18"/>
               </w:rPr>
-              <w:t xml:space="preserve">Definition is incomplete or confuses what a wave transfers, or mixes up wave types.</w:t>
+              <w:t xml:space="preserve">States that sound bends and light does not but gives little or no use of wavelength compared with the 4.0 m gap, or has calculation errors.</w:t>
             </w:r>
           </w:p>
         </w:tc>
@@ -1216,7 +1482,7 @@
                 <w:sz w:val="18"/>
                 <w:szCs w:val="18"/>
               </w:rPr>
-              <w:t xml:space="preserve">Doppler explanation</w:t>
+              <w:t xml:space="preserve">Explaining the Doppler effect (Part B)</w:t>
             </w:r>
           </w:p>
         </w:tc>
@@ -1248,7 +1514,7 @@
                 <w:sz w:val="18"/>
                 <w:szCs w:val="18"/>
               </w:rPr>
-              <w:t xml:space="preserve">Explains compressed and stretched crests, relative motion, and that only the detected frequency changes, with a correct labelled diagram showing both positions.</w:t>
+              <w:t xml:space="preserve">Uses both Doppler formulas correctly to get 418 Hz, 383 Hz and a 35 Hz drop, and clearly explains compressed and stretched wavefronts while the horn stays at 400 Hz.</w:t>
             </w:r>
           </w:p>
         </w:tc>
@@ -1280,7 +1546,7 @@
                 <w:sz w:val="18"/>
                 <w:szCs w:val="18"/>
               </w:rPr>
-              <w:t xml:space="preserve">Explains higher and lower pitch from crest spacing with a reasonable diagram but little emphasis on the unchanged source frequency.</w:t>
+              <w:t xml:space="preserve">Gets the correct frequencies and gives a mostly correct explanation of higher and lower pitch with some vagueness about wavefronts.</w:t>
             </w:r>
           </w:p>
         </w:tc>
@@ -1312,7 +1578,7 @@
                 <w:sz w:val="18"/>
                 <w:szCs w:val="18"/>
               </w:rPr>
-              <w:t xml:space="preserve">States pitch changes without a mechanism, or suggests the horn itself changes.</w:t>
+              <w:t xml:space="preserve">Gives incorrect values or says the horn itself changes, or does not link pitch change to motion.</w:t>
             </w:r>
           </w:p>
         </w:tc>
@@ -1346,7 +1612,7 @@
                 <w:sz w:val="18"/>
                 <w:szCs w:val="18"/>
               </w:rPr>
-              <w:t xml:space="preserve">Calculations with v = f λ</w:t>
+              <w:t xml:space="preserve">Explaining interference and fading (Part C)</w:t>
             </w:r>
           </w:p>
         </w:tc>
@@ -1378,7 +1644,7 @@
                 <w:sz w:val="18"/>
                 <w:szCs w:val="18"/>
               </w:rPr>
-              <w:t xml:space="preserve">Correct substitution, unit conversions and answers (about 2.85 m and 529 m), with the inverse relationship explained.</w:t>
+              <w:t xml:space="preserve">Finds λ = 3.0 m, uses path difference (nλ and (n+1/2)λ) correctly, links to the 1.5 m spacing, and connects it to the 340 Hz speaker results.</w:t>
             </w:r>
           </w:p>
         </w:tc>
@@ -1410,7 +1676,7 @@
                 <w:sz w:val="18"/>
                 <w:szCs w:val="18"/>
               </w:rPr>
-              <w:t xml:space="preserve">Correct method with a small arithmetic or unit slip, and mostly correct reasoning about the inverse relationship.</w:t>
+              <w:t xml:space="preserve">Finds the wavelength and explains destructive and constructive interference of direct and reflected signals, with minor errors in path difference or spacing.</w:t>
             </w:r>
           </w:p>
         </w:tc>
@@ -1442,7 +1708,7 @@
                 <w:sz w:val="18"/>
                 <w:szCs w:val="18"/>
               </w:rPr>
-              <w:t xml:space="preserve">Incorrect method or units, or no link between frequency and wavelength.</w:t>
+              <w:t xml:space="preserve">Mentions weak signal without explaining the overlap of direct and reflected waves, or gives an incorrect wavelength.</w:t>
             </w:r>
           </w:p>
         </w:tc>
@@ -1476,7 +1742,7 @@
                 <w:sz w:val="18"/>
                 <w:szCs w:val="18"/>
               </w:rPr>
-              <w:t xml:space="preserve">Diffraction explanation of the tunnel</w:t>
+              <w:t xml:space="preserve">Calculations and application to technology (Part D)</w:t>
             </w:r>
           </w:p>
         </w:tc>
@@ -1508,7 +1774,7 @@
                 <w:sz w:val="18"/>
                 <w:szCs w:val="18"/>
               </w:rPr>
-              <w:t xml:space="preserve">Compares wavelength with the 8 m opening for both signals, explains diffraction using simulation findings, acknowledges a limitation of the model, with a clear sketch.</w:t>
+              <w:t xml:space="preserve">Correctly calculates 30 m, 0.44 mm and describes FM modulation, with units and explanations of d = vt/2.</w:t>
             </w:r>
           </w:p>
         </w:tc>
@@ -1540,7 +1806,7 @@
                 <w:sz w:val="18"/>
                 <w:szCs w:val="18"/>
               </w:rPr>
-              <w:t xml:space="preserve">Explains the tunnel using wavelength compared with the opening, with a basic sketch and limited discussion of the model.</w:t>
+              <w:t xml:space="preserve">Gets most calculations correct with units and a basic description of reflection and modulation.</w:t>
             </w:r>
           </w:p>
         </w:tc>
@@ -1572,7 +1838,7 @@
                 <w:sz w:val="18"/>
                 <w:szCs w:val="18"/>
               </w:rPr>
-              <w:t xml:space="preserve">Gives a vague or incorrect cause, such as a tunnel simply blocking FM, without comparing wavelength and gap.</w:t>
+              <w:t xml:space="preserve">Calculation errors, missing units, or does not explain the division by 2.</w:t>
             </w:r>
           </w:p>
         </w:tc>
@@ -1606,7 +1872,7 @@
                 <w:sz w:val="18"/>
                 <w:szCs w:val="18"/>
               </w:rPr>
-              <w:t xml:space="preserve">Synthesis and scientific communication</w:t>
+              <w:t xml:space="preserve">Scientific communication and synthesis</w:t>
             </w:r>
           </w:p>
         </w:tc>
@@ -1638,7 +1904,7 @@
                 <w:sz w:val="18"/>
                 <w:szCs w:val="18"/>
               </w:rPr>
-              <w:t xml:space="preserve">Connects both mysteries through shared wave properties, reflects on a change in thinking, and judges another wave behaviour against the tunnel cause using precise vocabulary.</w:t>
+              <w:t xml:space="preserve">Uses claim, evidence and reasoning in every part, uses correct terms and units, uses Kenyan context, and compares the final model with the Lesson 1 model.</w:t>
             </w:r>
           </w:p>
         </w:tc>
@@ -1670,7 +1936,7 @@
                 <w:sz w:val="18"/>
                 <w:szCs w:val="18"/>
               </w:rPr>
-              <w:t xml:space="preserve">Links both mysteries to wave properties in a clear paragraph with mostly correct terms.</w:t>
+              <w:t xml:space="preserve">Mostly uses claim, evidence and reasoning with correct terms and units, with some weak links between parts.</w:t>
             </w:r>
           </w:p>
         </w:tc>
@@ -1702,7 +1968,7 @@
                 <w:sz w:val="18"/>
                 <w:szCs w:val="18"/>
               </w:rPr>
-              <w:t xml:space="preserve">Treats the two mysteries separately, with little use of wave vocabulary or evidence.</w:t>
+              <w:t xml:space="preserve">Answers are incomplete or lack evidence and reasoning, with frequent errors in terms or units.</w:t>
             </w:r>
           </w:p>
         </w:tc>
@@ -1826,7 +2092,7 @@
         </w:rPr>
         <w:t xml:space="preserve">© 2026 SeaVuria and ARES. This work is licensed under a </w:t>
       </w:r>
-      <w:hyperlink w:history="1" r:id="rIdu13cqukus4wuh_bmmhtqn">
+      <w:hyperlink w:history="1" r:id="rId5_1jkjhbgg_jog_np81xo">
         <w:r>
           <w:rPr>
             <w:rFonts w:ascii="Arial" w:cs="Arial" w:eastAsia="Arial" w:hAnsi="Arial"/>
@@ -1846,7 +2112,7 @@
         </w:rPr>
         <w:t xml:space="preserve"> (</w:t>
       </w:r>
-      <w:hyperlink w:history="1" r:id="rIdhwqfrkaszj2udcskcv5xm">
+      <w:hyperlink w:history="1" r:id="rIdqinu0bbp5f3upx-p0smsw">
         <w:r>
           <w:rPr>
             <w:rFonts w:ascii="Arial" w:cs="Arial" w:eastAsia="Arial" w:hAnsi="Arial"/>
@@ -1866,7 +2132,7 @@
         </w:rPr>
         <w:t xml:space="preserve">). To view a copy of this license, visit </w:t>
       </w:r>
-      <w:hyperlink w:history="1" r:id="rIdjudl5qlh7ii6doqt38s9h">
+      <w:hyperlink w:history="1" r:id="rIda0zfii0ha1lnf6kefikbx">
         <w:r>
           <w:rPr>
             <w:rFonts w:ascii="Arial" w:cs="Arial" w:eastAsia="Arial" w:hAnsi="Arial"/>

--- a/data/outputs/v2/Physics/SS2.1_Properties_of_Waves/Physics_Properties_of_Waves_FinalExplanation_TeacherKey.docx
+++ b/data/outputs/v2/Physics/SS2.1_Properties_of_Waves/Physics_Properties_of_Waves_FinalExplanation_TeacherKey.docx
@@ -95,7 +95,7 @@
                 <w:sz w:val="22"/>
                 <w:szCs w:val="22"/>
               </w:rPr>
-              <w:t xml:space="preserve">FINAL EXPLANATION: PHYSICS GRADE 10: PROPERTIES OF WAVES (SUB-STRAND 2.1) FINAL EXPLANATION</w:t>
+              <w:t xml:space="preserve">FINAL EXPLANATION: PHYSICS GRADE 10: 2.1 PROPERTIES OF WAVES – FINAL EXPLANATION</w:t>
             </w:r>
           </w:p>
         </w:tc>
@@ -224,7 +224,330 @@
                 <w:sz w:val="18"/>
                 <w:szCs w:val="18"/>
               </w:rPr>
-              <w:t xml:space="preserve">Today you will write your Final Explanation of the matatu phenomenon. Think about Baraka's matatu on the Nairobi-Ngong route, and about Wanjiru and Otieno standing around the corner of a building on a busy Nairobi street. Baraka keeps his horn at 400 Hz and his radio on one 100 MHz FM station. Use the wave equation v = fλ and the figures from our lessons: sound in air travels at 340 m/s, light in air travels at 3.0x10^8 m/s, the street opening is 4.0 m wide, and the matatu moves at a constant 15 m/s. Write your answer in the space under each prompt. For every explanation, give a claim, the evidence (with numbers and units) and your reasoning. Show your working for every calculation. Use the words pitch for frequency and loudness for amplitude. Refer back to the Driving Question Board and your class model (Parts A, B and C) where it helps.</w:t>
+              <w:t xml:space="preserve">Driving question: How do sound waves reflect, and why do some places produce stronger echoes than others? Use what you learned in Lessons 1 to 12 to write your Final Explanation. Answer each section in the space under it. Use the Echo Table and the Surface Table below, and show every calculation with units. Speed of sound in air is 340 m/s. Use the echo-distance formula d = vt/2, where t is the total time from the sound leaving to the sound returning and d is the one-way distance. Write in full sentences and use Claim, Evidence and Reasoning where asked.</w:t>
+            </w:r>
+          </w:p>
+          <w:p>
+            <w:pPr>
+              <w:spacing w:after="40" w:before="0"/>
+              <w:jc w:val="left"/>
+            </w:pPr>
+            <w:r>
+              <w:rPr>
+                <w:rFonts w:ascii="Arial" w:cs="Arial" w:eastAsia="Arial" w:hAnsi="Arial"/>
+                <w:b w:val="false"/>
+                <w:bCs w:val="false"/>
+                <w:i w:val="false"/>
+                <w:iCs w:val="false"/>
+                <w:color w:val="000000"/>
+                <w:sz w:val="18"/>
+                <w:szCs w:val="18"/>
+              </w:rPr>
+              <w:t xml:space="preserve"/>
+            </w:r>
+          </w:p>
+          <w:p>
+            <w:pPr>
+              <w:spacing w:after="40" w:before="0"/>
+              <w:jc w:val="left"/>
+            </w:pPr>
+            <w:r>
+              <w:rPr>
+                <w:rFonts w:ascii="Arial" w:cs="Arial" w:eastAsia="Arial" w:hAnsi="Arial"/>
+                <w:b w:val="false"/>
+                <w:bCs w:val="false"/>
+                <w:i w:val="false"/>
+                <w:iCs w:val="false"/>
+                <w:color w:val="000000"/>
+                <w:sz w:val="18"/>
+                <w:szCs w:val="18"/>
+              </w:rPr>
+              <w:t xml:space="preserve">ECHO TABLE</w:t>
+            </w:r>
+          </w:p>
+          <w:p>
+            <w:pPr>
+              <w:spacing w:after="40" w:before="0"/>
+              <w:jc w:val="left"/>
+            </w:pPr>
+            <w:r>
+              <w:rPr>
+                <w:rFonts w:ascii="Arial" w:cs="Arial" w:eastAsia="Arial" w:hAnsi="Arial"/>
+                <w:b w:val="false"/>
+                <w:bCs w:val="false"/>
+                <w:i w:val="false"/>
+                <w:iCs w:val="false"/>
+                <w:color w:val="000000"/>
+                <w:sz w:val="18"/>
+                <w:szCs w:val="18"/>
+              </w:rPr>
+              <w:t xml:space="preserve">| Site | Place | Distance to nearest large hard surface | What the learners heard |</w:t>
+            </w:r>
+          </w:p>
+          <w:p>
+            <w:pPr>
+              <w:spacing w:after="40" w:before="0"/>
+              <w:jc w:val="left"/>
+            </w:pPr>
+            <w:r>
+              <w:rPr>
+                <w:rFonts w:ascii="Arial" w:cs="Arial" w:eastAsia="Arial" w:hAnsi="Arial"/>
+                <w:b w:val="false"/>
+                <w:bCs w:val="false"/>
+                <w:i w:val="false"/>
+                <w:iCs w:val="false"/>
+                <w:color w:val="000000"/>
+                <w:sz w:val="18"/>
+                <w:szCs w:val="18"/>
+              </w:rPr>
+              <w:t xml:space="preserve">|---|---|---|---|</w:t>
+            </w:r>
+          </w:p>
+          <w:p>
+            <w:pPr>
+              <w:spacing w:after="40" w:before="0"/>
+              <w:jc w:val="left"/>
+            </w:pPr>
+            <w:r>
+              <w:rPr>
+                <w:rFonts w:ascii="Arial" w:cs="Arial" w:eastAsia="Arial" w:hAnsi="Arial"/>
+                <w:b w:val="false"/>
+                <w:bCs w:val="false"/>
+                <w:i w:val="false"/>
+                <w:iCs w:val="false"/>
+                <w:color w:val="000000"/>
+                <w:sz w:val="18"/>
+                <w:szCs w:val="18"/>
+              </w:rPr>
+              <w:t xml:space="preserve">| A | Hell's Gate cliff face | 85 m | Clear echo |</w:t>
+            </w:r>
+          </w:p>
+          <w:p>
+            <w:pPr>
+              <w:spacing w:after="40" w:before="0"/>
+              <w:jc w:val="left"/>
+            </w:pPr>
+            <w:r>
+              <w:rPr>
+                <w:rFonts w:ascii="Arial" w:cs="Arial" w:eastAsia="Arial" w:hAnsi="Arial"/>
+                <w:b w:val="false"/>
+                <w:bCs w:val="false"/>
+                <w:i w:val="false"/>
+                <w:iCs w:val="false"/>
+                <w:color w:val="000000"/>
+                <w:sz w:val="18"/>
+                <w:szCs w:val="18"/>
+              </w:rPr>
+              <w:t xml:space="preserve">| B | Ngong Hills valley wall | 170 m | Clear echo |</w:t>
+            </w:r>
+          </w:p>
+          <w:p>
+            <w:pPr>
+              <w:spacing w:after="40" w:before="0"/>
+              <w:jc w:val="left"/>
+            </w:pPr>
+            <w:r>
+              <w:rPr>
+                <w:rFonts w:ascii="Arial" w:cs="Arial" w:eastAsia="Arial" w:hAnsi="Arial"/>
+                <w:b w:val="false"/>
+                <w:bCs w:val="false"/>
+                <w:i w:val="false"/>
+                <w:iCs w:val="false"/>
+                <w:color w:val="000000"/>
+                <w:sz w:val="18"/>
+                <w:szCs w:val="18"/>
+              </w:rPr>
+              <w:t xml:space="preserve">| C | Kisumu school hall | 12 m | Loud, muddy, drawn-out sound |</w:t>
+            </w:r>
+          </w:p>
+          <w:p>
+            <w:pPr>
+              <w:spacing w:after="40" w:before="0"/>
+              <w:jc w:val="left"/>
+            </w:pPr>
+            <w:r>
+              <w:rPr>
+                <w:rFonts w:ascii="Arial" w:cs="Arial" w:eastAsia="Arial" w:hAnsi="Arial"/>
+                <w:b w:val="false"/>
+                <w:bCs w:val="false"/>
+                <w:i w:val="false"/>
+                <w:iCs w:val="false"/>
+                <w:color w:val="000000"/>
+                <w:sz w:val="18"/>
+                <w:szCs w:val="18"/>
+              </w:rPr>
+              <w:t xml:space="preserve">| D | Nairobi school open grounds | 300 m (classroom block) | No echo |</w:t>
+            </w:r>
+          </w:p>
+          <w:p>
+            <w:pPr>
+              <w:spacing w:after="40" w:before="0"/>
+              <w:jc w:val="left"/>
+            </w:pPr>
+            <w:r>
+              <w:rPr>
+                <w:rFonts w:ascii="Arial" w:cs="Arial" w:eastAsia="Arial" w:hAnsi="Arial"/>
+                <w:b w:val="false"/>
+                <w:bCs w:val="false"/>
+                <w:i w:val="false"/>
+                <w:iCs w:val="false"/>
+                <w:color w:val="000000"/>
+                <w:sz w:val="18"/>
+                <w:szCs w:val="18"/>
+              </w:rPr>
+              <w:t xml:space="preserve"/>
+            </w:r>
+          </w:p>
+          <w:p>
+            <w:pPr>
+              <w:spacing w:after="40" w:before="0"/>
+              <w:jc w:val="left"/>
+            </w:pPr>
+            <w:r>
+              <w:rPr>
+                <w:rFonts w:ascii="Arial" w:cs="Arial" w:eastAsia="Arial" w:hAnsi="Arial"/>
+                <w:b w:val="false"/>
+                <w:bCs w:val="false"/>
+                <w:i w:val="false"/>
+                <w:iCs w:val="false"/>
+                <w:color w:val="000000"/>
+                <w:sz w:val="18"/>
+                <w:szCs w:val="18"/>
+              </w:rPr>
+              <w:t xml:space="preserve">SURFACE TABLE</w:t>
+            </w:r>
+          </w:p>
+          <w:p>
+            <w:pPr>
+              <w:spacing w:after="40" w:before="0"/>
+              <w:jc w:val="left"/>
+            </w:pPr>
+            <w:r>
+              <w:rPr>
+                <w:rFonts w:ascii="Arial" w:cs="Arial" w:eastAsia="Arial" w:hAnsi="Arial"/>
+                <w:b w:val="false"/>
+                <w:bCs w:val="false"/>
+                <w:i w:val="false"/>
+                <w:iCs w:val="false"/>
+                <w:color w:val="000000"/>
+                <w:sz w:val="18"/>
+                <w:szCs w:val="18"/>
+              </w:rPr>
+              <w:t xml:space="preserve">| Surface | Approximate share of sound energy reflected |</w:t>
+            </w:r>
+          </w:p>
+          <w:p>
+            <w:pPr>
+              <w:spacing w:after="40" w:before="0"/>
+              <w:jc w:val="left"/>
+            </w:pPr>
+            <w:r>
+              <w:rPr>
+                <w:rFonts w:ascii="Arial" w:cs="Arial" w:eastAsia="Arial" w:hAnsi="Arial"/>
+                <w:b w:val="false"/>
+                <w:bCs w:val="false"/>
+                <w:i w:val="false"/>
+                <w:iCs w:val="false"/>
+                <w:color w:val="000000"/>
+                <w:sz w:val="18"/>
+                <w:szCs w:val="18"/>
+              </w:rPr>
+              <w:t xml:space="preserve">|---|---|</w:t>
+            </w:r>
+          </w:p>
+          <w:p>
+            <w:pPr>
+              <w:spacing w:after="40" w:before="0"/>
+              <w:jc w:val="left"/>
+            </w:pPr>
+            <w:r>
+              <w:rPr>
+                <w:rFonts w:ascii="Arial" w:cs="Arial" w:eastAsia="Arial" w:hAnsi="Arial"/>
+                <w:b w:val="false"/>
+                <w:bCs w:val="false"/>
+                <w:i w:val="false"/>
+                <w:iCs w:val="false"/>
+                <w:color w:val="000000"/>
+                <w:sz w:val="18"/>
+                <w:szCs w:val="18"/>
+              </w:rPr>
+              <w:t xml:space="preserve">| Cliff rock | 90% |</w:t>
+            </w:r>
+          </w:p>
+          <w:p>
+            <w:pPr>
+              <w:spacing w:after="40" w:before="0"/>
+              <w:jc w:val="left"/>
+            </w:pPr>
+            <w:r>
+              <w:rPr>
+                <w:rFonts w:ascii="Arial" w:cs="Arial" w:eastAsia="Arial" w:hAnsi="Arial"/>
+                <w:b w:val="false"/>
+                <w:bCs w:val="false"/>
+                <w:i w:val="false"/>
+                <w:iCs w:val="false"/>
+                <w:color w:val="000000"/>
+                <w:sz w:val="18"/>
+                <w:szCs w:val="18"/>
+              </w:rPr>
+              <w:t xml:space="preserve">| Painted concrete wall | 85% |</w:t>
+            </w:r>
+          </w:p>
+          <w:p>
+            <w:pPr>
+              <w:spacing w:after="40" w:before="0"/>
+              <w:jc w:val="left"/>
+            </w:pPr>
+            <w:r>
+              <w:rPr>
+                <w:rFonts w:ascii="Arial" w:cs="Arial" w:eastAsia="Arial" w:hAnsi="Arial"/>
+                <w:b w:val="false"/>
+                <w:bCs w:val="false"/>
+                <w:i w:val="false"/>
+                <w:iCs w:val="false"/>
+                <w:color w:val="000000"/>
+                <w:sz w:val="18"/>
+                <w:szCs w:val="18"/>
+              </w:rPr>
+              <w:t xml:space="preserve">| Wooden board | 60% |</w:t>
+            </w:r>
+          </w:p>
+          <w:p>
+            <w:pPr>
+              <w:spacing w:after="40" w:before="0"/>
+              <w:jc w:val="left"/>
+            </w:pPr>
+            <w:r>
+              <w:rPr>
+                <w:rFonts w:ascii="Arial" w:cs="Arial" w:eastAsia="Arial" w:hAnsi="Arial"/>
+                <w:b w:val="false"/>
+                <w:bCs w:val="false"/>
+                <w:i w:val="false"/>
+                <w:iCs w:val="false"/>
+                <w:color w:val="000000"/>
+                <w:sz w:val="18"/>
+                <w:szCs w:val="18"/>
+              </w:rPr>
+              <w:t xml:space="preserve">| Curtains or cloth | 15% |</w:t>
+            </w:r>
+          </w:p>
+          <w:p>
+            <w:pPr>
+              <w:spacing w:after="40" w:before="0"/>
+              <w:jc w:val="left"/>
+            </w:pPr>
+            <w:r>
+              <w:rPr>
+                <w:rFonts w:ascii="Arial" w:cs="Arial" w:eastAsia="Arial" w:hAnsi="Arial"/>
+                <w:b w:val="false"/>
+                <w:bCs w:val="false"/>
+                <w:i w:val="false"/>
+                <w:iCs w:val="false"/>
+                <w:color w:val="000000"/>
+                <w:sz w:val="18"/>
+                <w:szCs w:val="18"/>
+              </w:rPr>
+              <w:t xml:space="preserve">| Thick grass or foam mattress | 10% |</w:t>
             </w:r>
           </w:p>
         </w:tc>
@@ -285,7 +608,7 @@
                 <w:sz w:val="22"/>
                 <w:szCs w:val="22"/>
               </w:rPr>
-              <w:t xml:space="preserve">Part A: Why the music turns the corner but the torch beam does not</w:t>
+              <w:t xml:space="preserve">Part 1: What is happening to the sound? (Claim)</w:t>
             </w:r>
           </w:p>
         </w:tc>
@@ -319,7 +642,7 @@
                 <w:sz w:val="18"/>
                 <w:szCs w:val="18"/>
               </w:rPr>
-              <w:t xml:space="preserve">Wanjiru and Otieno cannot see the matatu behind the concrete wall, but they hear its music clearly. A torch beam from the matatu would be blocked. (a) Use v = fλ with 340 m/s to calculate the wavelength of the horn (400 Hz) and the wavelengths of the lowest (200 Hz) and highest (1000 Hz) notes of the music. (b) Calculate the ratio of the horn wavelength to the 4.0 m opening, and the approximate ratio for visible light of wavelength 5.0x10^-7 m. (c) Write a claim-evidence-reasoning explanation of why the music is heard around the corner and the torch beam is not. (d) Which would be heard better around the corner, a 200 Hz note or a 1000 Hz note? Explain.</w:t>
+              <w:t xml:space="preserve">Wanjiru shouts towards the cliff at Hell's Gate and hears her voice come back. Describe what the sound wave does from the moment she shouts until she hears the echo. In your answer: (a) say what kind of wave sound is and what it needs to travel; (b) describe the path of the sound, using the idea of a ray; (c) state the two laws of reflection and say how they apply to the sound at the cliff; (d) say what we mean by an echo. Draw a labelled ray diagram showing the normal, the incident ray, the reflected ray, i and r.</w:t>
             </w:r>
           </w:p>
         </w:tc>
@@ -351,64 +674,7 @@
                 <w:sz w:val="18"/>
                 <w:szCs w:val="18"/>
               </w:rPr>
-              <w:t xml:space="preserve">(a) Horn: λ = v/f = 340/400 = 0.85 m. Lowest music note: 340/200 = 1.7 m. Highest music note: 340/1000 = 0.34 m. So the music has wavelengths from 0.34 m to 1.7 m.</w:t>
-            </w:r>
-          </w:p>
-          <w:p>
-            <w:pPr>
-              <w:spacing w:after="40" w:before="0"/>
-              <w:jc w:val="left"/>
-            </w:pPr>
-            <w:r>
-              <w:rPr>
-                <w:rFonts w:ascii="Arial" w:cs="Arial" w:eastAsia="Arial" w:hAnsi="Arial"/>
-                <w:b w:val="false"/>
-                <w:bCs w:val="false"/>
-                <w:i w:val="false"/>
-                <w:iCs w:val="false"/>
-                <w:color w:val="000000"/>
-                <w:sz w:val="18"/>
-                <w:szCs w:val="18"/>
-              </w:rPr>
-              <w:t xml:space="preserve">(b) Horn ratio = 0.85/4.0 = 0.21. Light ratio = 5.0x10^-7/4.0 = about 1.3x10^-7.</w:t>
-            </w:r>
-          </w:p>
-          <w:p>
-            <w:pPr>
-              <w:spacing w:after="40" w:before="0"/>
-              <w:jc w:val="left"/>
-            </w:pPr>
-            <w:r>
-              <w:rPr>
-                <w:rFonts w:ascii="Arial" w:cs="Arial" w:eastAsia="Arial" w:hAnsi="Arial"/>
-                <w:b w:val="false"/>
-                <w:bCs w:val="false"/>
-                <w:i w:val="false"/>
-                <w:iCs w:val="false"/>
-                <w:color w:val="000000"/>
-                <w:sz w:val="18"/>
-                <w:szCs w:val="18"/>
-              </w:rPr>
-              <w:t xml:space="preserve">(c) Claim: The music is heard around the corner because sound waves diffract (bend) around the 4.0 m opening, but light hardly diffracts at all, so the torch beam is blocked. Evidence: sound wavelengths of 0.34 m to 1.7 m (the horn is 0.85 m, ratio 0.21) are comparable to the 4.0 m opening, while light of wavelength 5.0x10^-7 m has a ratio of about 1.3x10^-7. In the ripple tank, narrow gaps made waves spread out, and in the classroom corner demonstration the tone was heard but the torch beam did not reach us. Reasoning: diffraction is the spreading of waves around an obstacle or through a gap, and it is greatest when the wavelength is comparable to or bigger than the gap. Sound meets this condition so it spreads round the corner. Light's wavelength is far smaller than the gap, so it travels almost in a straight line (rectilinear propagation) and the wall casts a shadow.</w:t>
-            </w:r>
-          </w:p>
-          <w:p>
-            <w:pPr>
-              <w:spacing w:after="40" w:before="0"/>
-              <w:jc w:val="left"/>
-            </w:pPr>
-            <w:r>
-              <w:rPr>
-                <w:rFonts w:ascii="Arial" w:cs="Arial" w:eastAsia="Arial" w:hAnsi="Arial"/>
-                <w:b w:val="false"/>
-                <w:bCs w:val="false"/>
-                <w:i w:val="false"/>
-                <w:iCs w:val="false"/>
-                <w:color w:val="000000"/>
-                <w:sz w:val="18"/>
-                <w:szCs w:val="18"/>
-              </w:rPr>
-              <w:t xml:space="preserve">(d) The 200 Hz note (λ = 1.7 m) would be heard better. Its longer wavelength is closer to the 4.0 m opening than the 0.34 m wavelength of the 1000 Hz note, so it diffracts more. Higher pitches bend less than low pitches.</w:t>
+              <w:t xml:space="preserve">Sound is a longitudinal mechanical wave, so it needs a medium; here the medium is air. The shout leaves Wanjiru and travels in a straight line, which we draw as a ray (a straight line with an arrow showing the direction of travel of the wave energy), to the cliff face. At the cliff the sound reflects. The two laws of reflection are: (1) the angle of incidence equals the angle of reflection (i = r), both measured from the normal, not from the surface; (2) the incident ray, the reflected ray and the normal all lie in the same plane. These laws work for light, water waves and sound. The reflected sound travels back in a straight line to the listeners. An echo is a distinct reflected sound heard after the original sound, at least 0.1 s later. Diagram: a surface line (the cliff) with a dashed normal at right angles to it; an incident ray arriving at the normal point with angle i marked from the normal; a reflected ray leaving on the other side with angle r marked from the normal and equal to i; arrows on both rays.</w:t>
             </w:r>
           </w:p>
         </w:tc>
@@ -469,7 +735,7 @@
                 <w:sz w:val="22"/>
                 <w:szCs w:val="22"/>
               </w:rPr>
-              <w:t xml:space="preserve">Part B: Why the horn changes pitch</w:t>
+              <w:t xml:space="preserve">Part 2: Delay and distance (Evidence)</w:t>
             </w:r>
           </w:p>
         </w:tc>
@@ -503,7 +769,7 @@
                 <w:sz w:val="18"/>
                 <w:szCs w:val="18"/>
               </w:rPr>
-              <w:t xml:space="preserve">Baraka drives past at a constant 15 m/s and never changes his horn, which has a true frequency of 400 Hz. (a) Use f' = f v/(v - vs) and f' = f v/(v + vs) with v = 340 m/s to calculate the frequency Otieno hears as the matatu approaches and the frequency Wanjiru hears as it moves away. Round to the nearest Hz. (b) Find the drop in pitch. (c) Explain, using wavefronts, why the pitch heard changes although the horn stays the same. (d) Which fixed quantity stays the same at the horn itself?</w:t>
+              <w:t xml:space="preserve">Use the echo-distance formula to work out the following. (a) Show that the delay for the echo at Hell's Gate (site A) is 0.50 s. (b) Calculate the delay for Ngong Hills (site B). (c) Calculate the delay for the Kisumu hall (site C) and the one for the open Nairobi grounds (site D). (d) Explain why the ear needs a delay of at least 0.1 s to hear a distinct echo, and calculate the smallest distance to a reflector that gives a distinct echo. (e) Kiprono stands in front of a long school wall and times 10 clap-echo intervals as 2.94 s. Find the distance to the wall.</w:t>
             </w:r>
           </w:p>
         </w:tc>
@@ -535,64 +801,7 @@
                 <w:sz w:val="18"/>
                 <w:szCs w:val="18"/>
               </w:rPr>
-              <w:t xml:space="preserve">(a) Approaching: f' = 400 x 340/(340 - 15) = 400 x 340/325 = 418 Hz. Receding: f' = 400 x 340/(340 + 15) = 400 x 340/355 = 383 Hz.</w:t>
-            </w:r>
-          </w:p>
-          <w:p>
-            <w:pPr>
-              <w:spacing w:after="40" w:before="0"/>
-              <w:jc w:val="left"/>
-            </w:pPr>
-            <w:r>
-              <w:rPr>
-                <w:rFonts w:ascii="Arial" w:cs="Arial" w:eastAsia="Arial" w:hAnsi="Arial"/>
-                <w:b w:val="false"/>
-                <w:bCs w:val="false"/>
-                <w:i w:val="false"/>
-                <w:iCs w:val="false"/>
-                <w:color w:val="000000"/>
-                <w:sz w:val="18"/>
-                <w:szCs w:val="18"/>
-              </w:rPr>
-              <w:t xml:space="preserve">(b) Drop = 418 - 383 = 35 Hz.</w:t>
-            </w:r>
-          </w:p>
-          <w:p>
-            <w:pPr>
-              <w:spacing w:after="40" w:before="0"/>
-              <w:jc w:val="left"/>
-            </w:pPr>
-            <w:r>
-              <w:rPr>
-                <w:rFonts w:ascii="Arial" w:cs="Arial" w:eastAsia="Arial" w:hAnsi="Arial"/>
-                <w:b w:val="false"/>
-                <w:bCs w:val="false"/>
-                <w:i w:val="false"/>
-                <w:iCs w:val="false"/>
-                <w:color w:val="000000"/>
-                <w:sz w:val="18"/>
-                <w:szCs w:val="18"/>
-              </w:rPr>
-              <w:t xml:space="preserve">(c) This is the Doppler effect, an apparent change in frequency caused by relative motion between source and observer. The horn keeps producing 400 waves every second. As the matatu moves forward, each wavefront is sent out from a point closer to the listener ahead, so the wavefronts are compressed, the wavelength is shorter and more waves arrive each second, giving a higher pitch (418 Hz). Behind the matatu, each wavefront is sent from a point further away, so the waves are stretched, the wavelength is longer and fewer arrive each second, giving a lower pitch (383 Hz). The speed of sound stays 340 m/s, and v = fλ links the changed wavelength to the changed frequency heard.</w:t>
-            </w:r>
-          </w:p>
-          <w:p>
-            <w:pPr>
-              <w:spacing w:after="40" w:before="0"/>
-              <w:jc w:val="left"/>
-            </w:pPr>
-            <w:r>
-              <w:rPr>
-                <w:rFonts w:ascii="Arial" w:cs="Arial" w:eastAsia="Arial" w:hAnsi="Arial"/>
-                <w:b w:val="false"/>
-                <w:bCs w:val="false"/>
-                <w:i w:val="false"/>
-                <w:iCs w:val="false"/>
-                <w:color w:val="000000"/>
-                <w:sz w:val="18"/>
-                <w:szCs w:val="18"/>
-              </w:rPr>
-              <w:t xml:space="preserve">(d) The horn's own frequency stays at 400 Hz; Baraka never changes it. Only the frequency received by the listener changes.</w:t>
+              <w:t xml:space="preserve">The delay is t = 2d/v because the sound travels to the surface and back. (a) Site A: t = 2 x 85 / 340 = 170 / 340 = 0.50 s. (b) Site B: t = 2 x 170 / 340 = 340 / 340 = 1.00 s. (c) Site C: t = 2 x 12 / 340 = 24 / 340 = 0.07 s. Site D: t = 2 x 300 / 340 = 600 / 340 = 1.76 s. (d) The ear can separate two sounds only if they are at least 0.1 s apart. The smallest distance is d = vt/2 = 340 x 0.1 / 2 = 17 m. Sites A, B and D are more than 17 m from their reflectors, while site C (12 m, 0.07 s) is less than 17 m, so its reflection arrives too soon to be heard as a separate echo. (e) One interval = 2.94 / 10 = 0.294 s. d = vt/2 = 340 x 0.294 / 2 = 49.98 m, which is about 50 m.</w:t>
             </w:r>
           </w:p>
         </w:tc>
@@ -653,7 +862,7 @@
                 <w:sz w:val="22"/>
                 <w:szCs w:val="22"/>
               </w:rPr>
-              <w:t xml:space="preserve">Part C: Why the FM radio fades near the Ngong Hills</w:t>
+              <w:t xml:space="preserve">Part 3: Strong echoes and weak echoes (Reasoning)</w:t>
             </w:r>
           </w:p>
         </w:tc>
@@ -687,7 +896,7 @@
                 <w:sz w:val="18"/>
                 <w:szCs w:val="18"/>
               </w:rPr>
-              <w:t xml:space="preserve">The matatu radio is tuned to one 100 MHz FM station that never changes, yet it fades and crackles at certain spots near the Ngong Hills and comes back a few metres later. (a) Use v = fλ with 3.0x10^8 m/s to find the wavelength of the signal. (b) Explain, using the words superposition, path difference and interference, why the signal fades at some spots and is strong between them. (c) How far apart are the weak spots, and how does this follow from your answer to (a)? (d) In the classroom, two speakers both played 340 Hz. Give the wavelength and say whether a path difference of 1.00 m or 0.50 m gave the quiet spot. How does this support your explanation in (b)?</w:t>
+              <w:t xml:space="preserve">Delay and distance alone do not explain every site. Use the Echo Table and the Surface Table to answer: (a) Why do Hell's Gate and Ngong Hills give clear, strong echoes? (b) Why is the sound in the Kisumu hall loud, muddy and drawn out? Use the words reverberation and interference in your answer. (c) Site D has a delay of 1.76 s, which is longer than 0.1 s, yet there is no echo. Explain why, using the ideas of spreading (diffraction) and absorption. (d) Which surface in the Surface Table would give the strongest echo, and which the weakest? Give a reason.</w:t>
             </w:r>
           </w:p>
         </w:tc>
@@ -719,64 +928,7 @@
                 <w:sz w:val="18"/>
                 <w:szCs w:val="18"/>
               </w:rPr>
-              <w:t xml:space="preserve">(a) λ = v/f = 3.0x10^8/1.0x10^8 = 3.0 m.</w:t>
-            </w:r>
-          </w:p>
-          <w:p>
-            <w:pPr>
-              <w:spacing w:after="40" w:before="0"/>
-              <w:jc w:val="left"/>
-            </w:pPr>
-            <w:r>
-              <w:rPr>
-                <w:rFonts w:ascii="Arial" w:cs="Arial" w:eastAsia="Arial" w:hAnsi="Arial"/>
-                <w:b w:val="false"/>
-                <w:bCs w:val="false"/>
-                <w:i w:val="false"/>
-                <w:iCs w:val="false"/>
-                <w:color w:val="000000"/>
-                <w:sz w:val="18"/>
-                <w:szCs w:val="18"/>
-              </w:rPr>
-              <w:t xml:space="preserve">(b) Near the Ngong Hills the radio receives two signals: one directly from the transmitter and one reflected from the hillside. The two waves overlap and add together (superposition). Where the path difference is a whole number of wavelengths (nλ) the waves reinforce, which is constructive interference, and the signal is strong. Where the path difference is (n + 1/2)λ the waves cancel, which is destructive interference, and the signal is weak and crackles. Moving the matatu a short distance changes the path difference, so the radio fades and then returns even though the station never changes.</w:t>
-            </w:r>
-          </w:p>
-          <w:p>
-            <w:pPr>
-              <w:spacing w:after="40" w:before="0"/>
-              <w:jc w:val="left"/>
-            </w:pPr>
-            <w:r>
-              <w:rPr>
-                <w:rFonts w:ascii="Arial" w:cs="Arial" w:eastAsia="Arial" w:hAnsi="Arial"/>
-                <w:b w:val="false"/>
-                <w:bCs w:val="false"/>
-                <w:i w:val="false"/>
-                <w:iCs w:val="false"/>
-                <w:color w:val="000000"/>
-                <w:sz w:val="18"/>
-                <w:szCs w:val="18"/>
-              </w:rPr>
-              <w:t xml:space="preserve">(c) Weak spots are half a wavelength apart, so 3.0/2 = 1.5 m apart.</w:t>
-            </w:r>
-          </w:p>
-          <w:p>
-            <w:pPr>
-              <w:spacing w:after="40" w:before="0"/>
-              <w:jc w:val="left"/>
-            </w:pPr>
-            <w:r>
-              <w:rPr>
-                <w:rFonts w:ascii="Arial" w:cs="Arial" w:eastAsia="Arial" w:hAnsi="Arial"/>
-                <w:b w:val="false"/>
-                <w:bCs w:val="false"/>
-                <w:i w:val="false"/>
-                <w:iCs w:val="false"/>
-                <w:color w:val="000000"/>
-                <w:sz w:val="18"/>
-                <w:szCs w:val="18"/>
-              </w:rPr>
-              <w:t xml:space="preserve">(d) For 340 Hz, λ = 340/340 = 1.00 m. A path difference of 0.50 m (half a wavelength) gave the quiet spot, and 1.00 m gave a loud spot. The quiet spots disappeared when one speaker was covered because there was then no second wave to cancel the first. This shows that the same interference idea explains the fading FM signal, only with a wavelength of 3.0 m instead of 1.00 m.</w:t>
+              <w:t xml:space="preserve">(a) At Hell's Gate (85 m) and Ngong Hills (170 m) the surfaces are far more than 17 m away, so the delays (0.50 s and 1.00 s) are longer than 0.1 s and the echo is heard separately from the shout. The cliff and valley wall are large, hard, smooth rock surfaces, which reflect about 90% of the sound energy, so the returning sound is strong. (b) In the Kisumu hall the far wall is only 12 m away, so the delay is 0.07 s, less than 0.1 s, and the reflection merges with the voice. The hall also has many hard walls and a hard roof, so the sound keeps reflecting and the reflections overlap. This overlapping and prolonging of sound is reverberation, and it lasts about 1.2 s. The overlapping reflected waves add together (interference): in some places they strengthen the sound and in others they partly cancel it, so the sound is loud, muddy and drawn out. (c) On the open grounds the sound spreads out over a huge area (it diffracts and spreads), so only a small part reaches the classroom block 300 m away. The grass and bushes also absorb and scatter much of the energy. The 1.76 s delay is long enough, but the returning sound is too faint to hear, so there is no echo. A strong echo needs both a distance of at least 17 m and a surface that reflects enough energy. (d) Cliff rock (90%) gives the strongest echo because it reflects most of the energy. Thick grass or foam (10%) gives the weakest because it absorbs most of the energy.</w:t>
             </w:r>
           </w:p>
         </w:tc>
@@ -837,7 +989,7 @@
                 <w:sz w:val="22"/>
                 <w:szCs w:val="22"/>
               </w:rPr>
-              <w:t xml:space="preserve">Part D: Using wave ideas in technology</w:t>
+              <w:t xml:space="preserve">Part 4: Other wave behaviours at a boundary</w:t>
             </w:r>
           </w:p>
         </w:tc>
@@ -871,7 +1023,7 @@
                 <w:sz w:val="18"/>
                 <w:szCs w:val="18"/>
               </w:rPr>
-              <w:t xml:space="preserve">Wave properties are applied in everyday life. (a) Fishers on Lake Victoria use sonar. A pulse returns after 0.040 s and sound travels at 1500 m/s in water. Calculate the depth and explain why you divide by 2. (b) A doctor uses ultrasound of frequency 3.5 MHz, which travels at 1540 m/s in soft tissue. Calculate its wavelength in millimetres and state how the image is formed. (c) In FM radio, a 1 kHz tone is sent on a 100 MHz carrier. State what changes in the carrier and what stays constant.</w:t>
+              <w:t xml:space="preserve">When a wave meets a boundary, different things can happen. (a) Explain the difference between reflection and refraction, and say which of them returns the sound to the learners at Hell's Gate. (b) Light going from air into water at i = 45 degrees bends to r = 32 degrees. State what this tells you about the speed of light in water and why the light bends. (c) Sound can turn the corner of a 1.0 m doorway but a torch beam makes a sharp patch. Use the wavelength of a 340 Hz sound and the wavelength of light (5.5 x 10^-7 m) to explain this.</w:t>
             </w:r>
           </w:p>
         </w:tc>
@@ -903,45 +1055,7 @@
                 <w:sz w:val="18"/>
                 <w:szCs w:val="18"/>
               </w:rPr>
-              <w:t xml:space="preserve">(a) d = vt/2 = 1500 x 0.040/2 = 30 m. The pulse travels down to the lake bed and back up to the boat, so the total distance covered is twice the depth; dividing by 2 gives the depth.</w:t>
-            </w:r>
-          </w:p>
-          <w:p>
-            <w:pPr>
-              <w:spacing w:after="40" w:before="0"/>
-              <w:jc w:val="left"/>
-            </w:pPr>
-            <w:r>
-              <w:rPr>
-                <w:rFonts w:ascii="Arial" w:cs="Arial" w:eastAsia="Arial" w:hAnsi="Arial"/>
-                <w:b w:val="false"/>
-                <w:bCs w:val="false"/>
-                <w:i w:val="false"/>
-                <w:iCs w:val="false"/>
-                <w:color w:val="000000"/>
-                <w:sz w:val="18"/>
-                <w:szCs w:val="18"/>
-              </w:rPr>
-              <w:t xml:space="preserve">(b) λ = v/f = 1540/3.5x10^6 = 4.4x10^-4 m = 0.44 mm. The ultrasound pulses reflect from boundaries between different tissues, and the echoes returning (timed using d = vt/2) are used to build an image without cutting.</w:t>
-            </w:r>
-          </w:p>
-          <w:p>
-            <w:pPr>
-              <w:spacing w:after="40" w:before="0"/>
-              <w:jc w:val="left"/>
-            </w:pPr>
-            <w:r>
-              <w:rPr>
-                <w:rFonts w:ascii="Arial" w:cs="Arial" w:eastAsia="Arial" w:hAnsi="Arial"/>
-                <w:b w:val="false"/>
-                <w:bCs w:val="false"/>
-                <w:i w:val="false"/>
-                <w:iCs w:val="false"/>
-                <w:color w:val="000000"/>
-                <w:sz w:val="18"/>
-                <w:szCs w:val="18"/>
-              </w:rPr>
-              <w:t xml:space="preserve">(c) In FM, the frequency of the 100 MHz carrier changes in step with the 1 kHz tone (by up to 75 kHz), while the amplitude stays constant.</w:t>
+              <w:t xml:space="preserve">(a) In reflection the wave bounces back into the same medium with i = r. In refraction the wave passes into a second medium and changes direction because its speed changes. At Hell's Gate it is reflection that sends the sound back and makes the echo; refraction does not by itself explain the echo. (b) The light bends towards the normal, so it slows down in water. Light travels at 3.0 x 10^8 m/s in air and 2.26 x 10^8 m/s in water. The wave changes direction because its speed changes at the boundary. (c) Wavelength = v / f = 340 / 340 = 1.0 m for a 340 Hz sound. This is about the same size as the 1.0 m doorway, so the sound spreads strongly (diffracts) and can be heard around the corner. The wavelength of light, 5.5 x 10^-7 m, is tiny compared with the doorway, so the light hardly bends and makes a sharp patch with a clear edge. Diffraction does not change the frequency or the wavelength.</w:t>
             </w:r>
           </w:p>
         </w:tc>
@@ -1002,7 +1116,7 @@
                 <w:sz w:val="22"/>
                 <w:szCs w:val="22"/>
               </w:rPr>
-              <w:t xml:space="preserve">Part E: Putting it all together</w:t>
+              <w:t xml:space="preserve">Part 5: Final Explanation and applying the idea</w:t>
             </w:r>
           </w:p>
         </w:tc>
@@ -1036,7 +1150,7 @@
                 <w:sz w:val="18"/>
                 <w:szCs w:val="18"/>
               </w:rPr>
-              <w:t xml:space="preserve">Write a complete explanation for the Driving Question: How can we hear a matatu around a corner that we cannot see, and why does its pitch change and its radio signal fade as it moves? Your answer must have three paragraphs matching Parts A, B and C of the class model. In each paragraph give a claim, evidence with numbers from this assessment, and reasoning. Then say how your final model differs from your first model in Lesson 1.</w:t>
+              <w:t xml:space="preserve">Write your Final Explanation of the driving question: How do sound waves reflect, and why do some places produce stronger echoes than others? Use Claim, Evidence and Reasoning. Your answer must cover all four sites (A to D) and use at least three numbers from the tables. Then answer: (a) Mr. Mwangi asks you to reduce the reverberation in the Kisumu hall. Suggest a treatment from the Surface Table and explain how it works. (b) Give one way the echo idea is used in medicine and calculate the time for an ultrasound pulse (1540 m/s) to return from an organ boundary 7.7 cm deep.</w:t>
             </w:r>
           </w:p>
         </w:tc>
@@ -1068,64 +1182,7 @@
                 <w:sz w:val="18"/>
                 <w:szCs w:val="18"/>
               </w:rPr>
-              <w:t xml:space="preserve">Part A (corner): The music is heard around the building because sound diffracts. The sound wavelengths of 0.34 m to 1.7 m (the horn is 0.85 m, ratio 0.21 to the 4.0 m opening) are comparable to the opening, and diffraction is greatest when the wavelength is comparable to or bigger than the gap. Light of wavelength 5.0x10^-7 m has a ratio of about 1.3x10^-7, so it hardly bends and the torch beam is blocked by the wall.</w:t>
-            </w:r>
-          </w:p>
-          <w:p>
-            <w:pPr>
-              <w:spacing w:after="40" w:before="0"/>
-              <w:jc w:val="left"/>
-            </w:pPr>
-            <w:r>
-              <w:rPr>
-                <w:rFonts w:ascii="Arial" w:cs="Arial" w:eastAsia="Arial" w:hAnsi="Arial"/>
-                <w:b w:val="false"/>
-                <w:bCs w:val="false"/>
-                <w:i w:val="false"/>
-                <w:iCs w:val="false"/>
-                <w:color w:val="000000"/>
-                <w:sz w:val="18"/>
-                <w:szCs w:val="18"/>
-              </w:rPr>
-              <w:t xml:space="preserve">Part B (pitch): The horn really stays at 400 Hz. Because the matatu moves at 15 m/s, it compresses the waves ahead of it, so Otieno hears 418 Hz, and stretches them behind it, so Wanjiru hears 383 Hz, a drop of 35 Hz. This is the Doppler effect, caused by relative motion between source and listener.</w:t>
-            </w:r>
-          </w:p>
-          <w:p>
-            <w:pPr>
-              <w:spacing w:after="40" w:before="0"/>
-              <w:jc w:val="left"/>
-            </w:pPr>
-            <w:r>
-              <w:rPr>
-                <w:rFonts w:ascii="Arial" w:cs="Arial" w:eastAsia="Arial" w:hAnsi="Arial"/>
-                <w:b w:val="false"/>
-                <w:bCs w:val="false"/>
-                <w:i w:val="false"/>
-                <w:iCs w:val="false"/>
-                <w:color w:val="000000"/>
-                <w:sz w:val="18"/>
-                <w:szCs w:val="18"/>
-              </w:rPr>
-              <w:t xml:space="preserve">Part C (fading): The 100 MHz FM signal has wavelength 3.0 m. Near the Ngong Hills the direct signal and the signal reflected from the hillside interfere. They cancel (destructive interference, path difference (n + 1/2)λ) at weak spots about 1.5 m apart and reinforce between them, so the radio fades and returns although the station never changes.</w:t>
-            </w:r>
-          </w:p>
-          <w:p>
-            <w:pPr>
-              <w:spacing w:after="40" w:before="0"/>
-              <w:jc w:val="left"/>
-            </w:pPr>
-            <w:r>
-              <w:rPr>
-                <w:rFonts w:ascii="Arial" w:cs="Arial" w:eastAsia="Arial" w:hAnsi="Arial"/>
-                <w:b w:val="false"/>
-                <w:bCs w:val="false"/>
-                <w:i w:val="false"/>
-                <w:iCs w:val="false"/>
-                <w:color w:val="000000"/>
-                <w:sz w:val="18"/>
-                <w:szCs w:val="18"/>
-              </w:rPr>
-              <w:t xml:space="preserve">Change from the first model: In Lesson 1 I only had guesses and knew a wave is a disturbance that carries energy. My final model gives three separate causes (diffraction, the Doppler effect and interference), each supported by evidence and calculation using v = fλ.</w:t>
+              <w:t xml:space="preserve">Claim: Sound is a mechanical wave that travels from the shouting learner, reflects from a large hard smooth surface following the law of reflection (i = r), and returns after a delay t = 2d/v. A strong separate echo needs a reflector at least 17 m away that reflects enough energy. Evidence: At Hell's Gate (A) the cliff is 85 m away, giving a delay of 0.50 s, and at Ngong Hills (B) the wall is 170 m away, giving 1.00 s; both are hard surfaces (rock reflects about 90%), so the echoes are clear. In the Kisumu hall (C) the wall is 12 m away, a delay of 0.07 s, less than 0.1 s. On the open Nairobi grounds (D) the delay is 1.76 s but there is no echo. Reasoning: At A and B the distance is more than 17 m and the surface is hard, so a strong echo returns separately. In the hall the reflection arrives too soon to be separate, and the many hard surfaces keep reflecting, so the overlapping reflections interfere and cause reverberation of about 1.2 s: loud, muddy and drawn out. On the open grounds the sound spreads out and the grass absorbs it (grass reflects only about 10%), and the only big wall is 300 m away, so the returning sound is too faint to hear. (a) Hang curtains (15% reflected) or put foam (10%) on the walls and roof. These materials absorb sound energy instead of reflecting it, so fewer reflections overlap and the reverberation is shorter. (b) Ultrasound scanners send pulses that reflect from boundaries between tissues, and the echo time shows the depth using d = vt/2. t = 2d/v = 2 x 0.077 / 1540 = 1.0 x 10^-4 s, which is 100 microseconds.</w:t>
             </w:r>
           </w:p>
         </w:tc>
@@ -1352,7 +1409,7 @@
                 <w:sz w:val="18"/>
                 <w:szCs w:val="18"/>
               </w:rPr>
-              <w:t xml:space="preserve">Explaining diffraction at the corner (Part A)</w:t>
+              <w:t xml:space="preserve">Claim: describing reflection and the laws of reflection</w:t>
             </w:r>
           </w:p>
         </w:tc>
@@ -1384,7 +1441,7 @@
                 <w:sz w:val="18"/>
                 <w:szCs w:val="18"/>
               </w:rPr>
-              <w:t xml:space="preserve">Correctly calculates all wavelengths and ratios (0.85 m, 1.7 m, 0.34 m, 0.21, about 1.3x10^-7) and gives a full claim-evidence-reasoning explanation linking wavelength to gap size, including why low pitches bend more than high pitches.</w:t>
+              <w:t xml:space="preserve">Clearly states that sound is a mechanical wave that travels as a ray, reflects at the surface and returns; states both laws of reflection correctly with angles measured from the normal; the ray diagram is fully labelled and accurate.</w:t>
             </w:r>
           </w:p>
         </w:tc>
@@ -1416,7 +1473,7 @@
                 <w:sz w:val="18"/>
                 <w:szCs w:val="18"/>
               </w:rPr>
-              <w:t xml:space="preserve">Calculates most wavelengths and ratios correctly and explains that sound bends and light does not because of wavelength compared with the opening, with small gaps in reasoning.</w:t>
+              <w:t xml:space="preserve">States that sound reflects and returns and gives at least one law of reflection correctly; the diagram has most labels but may miss the normal or one angle.</w:t>
             </w:r>
           </w:p>
         </w:tc>
@@ -1448,7 +1505,7 @@
                 <w:sz w:val="18"/>
                 <w:szCs w:val="18"/>
               </w:rPr>
-              <w:t xml:space="preserve">States that sound bends and light does not but gives little or no use of wavelength compared with the 4.0 m gap, or has calculation errors.</w:t>
+              <w:t xml:space="preserve">Says sound bounces back but does not state the laws, or measures angles from the surface; the diagram is missing or unclear.</w:t>
             </w:r>
           </w:p>
         </w:tc>
@@ -1482,7 +1539,7 @@
                 <w:sz w:val="18"/>
                 <w:szCs w:val="18"/>
               </w:rPr>
-              <w:t xml:space="preserve">Explaining the Doppler effect (Part B)</w:t>
+              <w:t xml:space="preserve">Evidence: calculations with d = vt/2 and the 17 m condition</w:t>
             </w:r>
           </w:p>
         </w:tc>
@@ -1514,7 +1571,7 @@
                 <w:sz w:val="18"/>
                 <w:szCs w:val="18"/>
               </w:rPr>
-              <w:t xml:space="preserve">Uses both Doppler formulas correctly to get 418 Hz, 383 Hz and a 35 Hz drop, and clearly explains compressed and stretched wavefronts while the horn stays at 400 Hz.</w:t>
+              <w:t xml:space="preserve">All delays (0.50 s, 1.00 s, 0.07 s, 1.76 s), the 17 m minimum distance and the 50 m field distance are correct, with working and units shown.</w:t>
             </w:r>
           </w:p>
         </w:tc>
@@ -1546,7 +1603,7 @@
                 <w:sz w:val="18"/>
                 <w:szCs w:val="18"/>
               </w:rPr>
-              <w:t xml:space="preserve">Gets the correct frequencies and gives a mostly correct explanation of higher and lower pitch with some vagueness about wavefronts.</w:t>
+              <w:t xml:space="preserve">Most calculations are correct with the right formula, but there are small slips in arithmetic or missing units.</w:t>
             </w:r>
           </w:p>
         </w:tc>
@@ -1578,7 +1635,7 @@
                 <w:sz w:val="18"/>
                 <w:szCs w:val="18"/>
               </w:rPr>
-              <w:t xml:space="preserve">Gives incorrect values or says the horn itself changes, or does not link pitch change to motion.</w:t>
+              <w:t xml:space="preserve">Uses the formula incorrectly (for example forgetting to halve or double) or gives several wrong values.</w:t>
             </w:r>
           </w:p>
         </w:tc>
@@ -1612,7 +1669,7 @@
                 <w:sz w:val="18"/>
                 <w:szCs w:val="18"/>
               </w:rPr>
-              <w:t xml:space="preserve">Explaining interference and fading (Part C)</w:t>
+              <w:t xml:space="preserve">Reasoning: explaining the four sites using surfaces, reverberation, spreading and absorption</w:t>
             </w:r>
           </w:p>
         </w:tc>
@@ -1644,7 +1701,7 @@
                 <w:sz w:val="18"/>
                 <w:szCs w:val="18"/>
               </w:rPr>
-              <w:t xml:space="preserve">Finds λ = 3.0 m, uses path difference (nλ and (n+1/2)λ) correctly, links to the 1.5 m spacing, and connects it to the 340 Hz speaker results.</w:t>
+              <w:t xml:space="preserve">Explains all four sites correctly, linking distance, delay, surface reflection percentages, reverberation and interference in the hall, and spreading and absorption on the grounds.</w:t>
             </w:r>
           </w:p>
         </w:tc>
@@ -1676,7 +1733,7 @@
                 <w:sz w:val="18"/>
                 <w:szCs w:val="18"/>
               </w:rPr>
-              <w:t xml:space="preserve">Finds the wavelength and explains destructive and constructive interference of direct and reflected signals, with minor errors in path difference or spacing.</w:t>
+              <w:t xml:space="preserve">Explains most sites correctly but leaves out one idea, such as absorption or the overlapping reflections.</w:t>
             </w:r>
           </w:p>
         </w:tc>
@@ -1708,7 +1765,7 @@
                 <w:sz w:val="18"/>
                 <w:szCs w:val="18"/>
               </w:rPr>
-              <w:t xml:space="preserve">Mentions weak signal without explaining the overlap of direct and reflected waves, or gives an incorrect wavelength.</w:t>
+              <w:t xml:space="preserve">Gives only descriptions of what was heard, or explains with ideas not supported by the data.</w:t>
             </w:r>
           </w:p>
         </w:tc>
@@ -1742,7 +1799,7 @@
                 <w:sz w:val="18"/>
                 <w:szCs w:val="18"/>
               </w:rPr>
-              <w:t xml:space="preserve">Calculations and application to technology (Part D)</w:t>
+              <w:t xml:space="preserve">Connecting other wave behaviours and applications</w:t>
             </w:r>
           </w:p>
         </w:tc>
@@ -1774,7 +1831,7 @@
                 <w:sz w:val="18"/>
                 <w:szCs w:val="18"/>
               </w:rPr>
-              <w:t xml:space="preserve">Correctly calculates 30 m, 0.44 mm and describes FM modulation, with units and explanations of d = vt/2.</w:t>
+              <w:t xml:space="preserve">Correctly separates reflection from refraction, explains bending using speed change, uses wavelengths to explain diffraction, and calculates the ultrasound echo time of 100 microseconds.</w:t>
             </w:r>
           </w:p>
         </w:tc>
@@ -1806,7 +1863,7 @@
                 <w:sz w:val="18"/>
                 <w:szCs w:val="18"/>
               </w:rPr>
-              <w:t xml:space="preserve">Gets most calculations correct with units and a basic description of reflection and modulation.</w:t>
+              <w:t xml:space="preserve">Gets most of the distinctions right and does most of the wavelength or ultrasound working correctly.</w:t>
             </w:r>
           </w:p>
         </w:tc>
@@ -1838,7 +1895,7 @@
                 <w:sz w:val="18"/>
                 <w:szCs w:val="18"/>
               </w:rPr>
-              <w:t xml:space="preserve">Calculation errors, missing units, or does not explain the division by 2.</w:t>
+              <w:t xml:space="preserve">Confuses reflection with refraction or does not use wavelength to explain diffraction.</w:t>
             </w:r>
           </w:p>
         </w:tc>
@@ -1872,7 +1929,7 @@
                 <w:sz w:val="18"/>
                 <w:szCs w:val="18"/>
               </w:rPr>
-              <w:t xml:space="preserve">Scientific communication and synthesis</w:t>
+              <w:t xml:space="preserve">Communication using Claim, Evidence and Reasoning</w:t>
             </w:r>
           </w:p>
         </w:tc>
@@ -1904,7 +1961,7 @@
                 <w:sz w:val="18"/>
                 <w:szCs w:val="18"/>
               </w:rPr>
-              <w:t xml:space="preserve">Uses claim, evidence and reasoning in every part, uses correct terms and units, uses Kenyan context, and compares the final model with the Lesson 1 model.</w:t>
+              <w:t xml:space="preserve">The Final Explanation has a clear claim, uses at least three numbers from the tables as evidence, covers all four sites, and uses scientific terms correctly and consistently.</w:t>
             </w:r>
           </w:p>
         </w:tc>
@@ -1936,7 +1993,7 @@
                 <w:sz w:val="18"/>
                 <w:szCs w:val="18"/>
               </w:rPr>
-              <w:t xml:space="preserve">Mostly uses claim, evidence and reasoning with correct terms and units, with some weak links between parts.</w:t>
+              <w:t xml:space="preserve">Has a claim and some evidence, covers three or four sites, and mostly uses correct terms.</w:t>
             </w:r>
           </w:p>
         </w:tc>
@@ -1968,7 +2025,7 @@
                 <w:sz w:val="18"/>
                 <w:szCs w:val="18"/>
               </w:rPr>
-              <w:t xml:space="preserve">Answers are incomplete or lack evidence and reasoning, with frequent errors in terms or units.</w:t>
+              <w:t xml:space="preserve">Claim, evidence and reasoning are mixed together or missing, and few data are used.</w:t>
             </w:r>
           </w:p>
         </w:tc>
@@ -2092,7 +2149,7 @@
         </w:rPr>
         <w:t xml:space="preserve">© 2026 SeaVuria and ARES. This work is licensed under a </w:t>
       </w:r>
-      <w:hyperlink w:history="1" r:id="rId5_1jkjhbgg_jog_np81xo">
+      <w:hyperlink w:history="1" r:id="rIdwolhiekbetaldqqm5z8ys">
         <w:r>
           <w:rPr>
             <w:rFonts w:ascii="Arial" w:cs="Arial" w:eastAsia="Arial" w:hAnsi="Arial"/>
@@ -2112,7 +2169,7 @@
         </w:rPr>
         <w:t xml:space="preserve"> (</w:t>
       </w:r>
-      <w:hyperlink w:history="1" r:id="rIdqinu0bbp5f3upx-p0smsw">
+      <w:hyperlink w:history="1" r:id="rId9dliwype5ybqf32v7pt3d">
         <w:r>
           <w:rPr>
             <w:rFonts w:ascii="Arial" w:cs="Arial" w:eastAsia="Arial" w:hAnsi="Arial"/>
@@ -2132,7 +2189,7 @@
         </w:rPr>
         <w:t xml:space="preserve">). To view a copy of this license, visit </w:t>
       </w:r>
-      <w:hyperlink w:history="1" r:id="rIda0zfii0ha1lnf6kefikbx">
+      <w:hyperlink w:history="1" r:id="rIdqpzfulqlfs8u1vznoczow">
         <w:r>
           <w:rPr>
             <w:rFonts w:ascii="Arial" w:cs="Arial" w:eastAsia="Arial" w:hAnsi="Arial"/>

--- a/data/outputs/v2/Physics/SS2.1_Properties_of_Waves/Physics_Properties_of_Waves_FinalExplanation_TeacherKey.docx
+++ b/data/outputs/v2/Physics/SS2.1_Properties_of_Waves/Physics_Properties_of_Waves_FinalExplanation_TeacherKey.docx
@@ -4,6 +4,7 @@
   <w:body>
     <w:p>
       <w:pPr>
+        <w:keepNext w:val="false"/>
         <w:spacing w:after="30" w:before="0"/>
         <w:jc w:val="center"/>
       </w:pPr>
@@ -23,6 +24,7 @@
     </w:p>
     <w:p>
       <w:pPr>
+        <w:keepNext w:val="false"/>
         <w:spacing w:after="60" w:before="0"/>
         <w:jc w:val="center"/>
       </w:pPr>
@@ -81,6 +83,7 @@
           </w:tcPr>
           <w:p>
             <w:pPr>
+              <w:keepNext w:val="false"/>
               <w:spacing w:after="40" w:before="0"/>
               <w:jc w:val="center"/>
             </w:pPr>
@@ -116,6 +119,7 @@
           </w:tcPr>
           <w:p>
             <w:pPr>
+              <w:keepNext w:val="false"/>
               <w:spacing w:after="40" w:before="0"/>
               <w:jc w:val="center"/>
             </w:pPr>
@@ -176,6 +180,7 @@
           </w:tcPr>
           <w:p>
             <w:pPr>
+              <w:keepNext w:val="false"/>
               <w:spacing w:after="40" w:before="0"/>
               <w:jc w:val="center"/>
             </w:pPr>
@@ -210,6 +215,7 @@
           </w:tcPr>
           <w:p>
             <w:pPr>
+              <w:keepNext w:val="false"/>
               <w:spacing w:after="40" w:before="0"/>
               <w:jc w:val="left"/>
             </w:pPr>
@@ -229,6 +235,7 @@
           </w:p>
           <w:p>
             <w:pPr>
+              <w:keepNext w:val="false"/>
               <w:spacing w:after="40" w:before="0"/>
               <w:jc w:val="left"/>
             </w:pPr>
@@ -248,6 +255,7 @@
           </w:p>
           <w:p>
             <w:pPr>
+              <w:keepNext w:val="false"/>
               <w:spacing w:after="40" w:before="0"/>
               <w:jc w:val="left"/>
             </w:pPr>
@@ -265,9 +273,700 @@
               <w:t xml:space="preserve">ECHO TABLE</w:t>
             </w:r>
           </w:p>
-          <w:p>
-            <w:pPr>
-              <w:spacing w:after="40" w:before="0"/>
+          <w:tbl>
+            <w:tblPr>
+              <w:tblW w:type="dxa" w:w="13320"/>
+              <w:tblBorders>
+                <w:top w:val="single" w:color="AAAAAA" w:sz="4"/>
+                <w:left w:val="single" w:color="AAAAAA" w:sz="4"/>
+                <w:bottom w:val="single" w:color="AAAAAA" w:sz="4"/>
+                <w:right w:val="single" w:color="AAAAAA" w:sz="4"/>
+                <w:insideH w:val="single" w:color="auto" w:sz="4"/>
+                <w:insideV w:val="single" w:color="auto" w:sz="4"/>
+              </w:tblBorders>
+              <w:tblLayout w:type="fixed"/>
+            </w:tblPr>
+            <w:tblGrid>
+              <w:gridCol w:w="3330"/>
+              <w:gridCol w:w="3330"/>
+              <w:gridCol w:w="3330"/>
+              <w:gridCol w:w="3330"/>
+            </w:tblGrid>
+            <w:tr>
+              <w:tc>
+                <w:tcPr>
+                  <w:tcW w:type="dxa" w:w="3330"/>
+                  <w:shd w:fill="D5E8F0" w:color="auto" w:val="clear"/>
+                  <w:tcMar>
+                    <w:top w:type="dxa" w:w="60"/>
+                    <w:left w:type="dxa" w:w="120"/>
+                    <w:bottom w:type="dxa" w:w="60"/>
+                    <w:right w:type="dxa" w:w="120"/>
+                  </w:tcMar>
+                  <w:vAlign w:val="top"/>
+                </w:tcPr>
+                <w:p>
+                  <w:pPr>
+                    <w:keepNext w:val="false"/>
+                    <w:spacing w:after="40" w:before="0"/>
+                    <w:jc w:val="left"/>
+                  </w:pPr>
+                  <w:r>
+                    <w:rPr>
+                      <w:rFonts w:ascii="Arial" w:cs="Arial" w:eastAsia="Arial" w:hAnsi="Arial"/>
+                      <w:b/>
+                      <w:bCs/>
+                      <w:i w:val="false"/>
+                      <w:iCs w:val="false"/>
+                      <w:color w:val="000000"/>
+                      <w:sz w:val="18"/>
+                      <w:szCs w:val="18"/>
+                    </w:rPr>
+                    <w:t xml:space="preserve">Site</w:t>
+                  </w:r>
+                </w:p>
+              </w:tc>
+              <w:tc>
+                <w:tcPr>
+                  <w:tcW w:type="dxa" w:w="3330"/>
+                  <w:shd w:fill="D5E8F0" w:color="auto" w:val="clear"/>
+                  <w:tcMar>
+                    <w:top w:type="dxa" w:w="60"/>
+                    <w:left w:type="dxa" w:w="120"/>
+                    <w:bottom w:type="dxa" w:w="60"/>
+                    <w:right w:type="dxa" w:w="120"/>
+                  </w:tcMar>
+                  <w:vAlign w:val="top"/>
+                </w:tcPr>
+                <w:p>
+                  <w:pPr>
+                    <w:keepNext w:val="false"/>
+                    <w:spacing w:after="40" w:before="0"/>
+                    <w:jc w:val="left"/>
+                  </w:pPr>
+                  <w:r>
+                    <w:rPr>
+                      <w:rFonts w:ascii="Arial" w:cs="Arial" w:eastAsia="Arial" w:hAnsi="Arial"/>
+                      <w:b/>
+                      <w:bCs/>
+                      <w:i w:val="false"/>
+                      <w:iCs w:val="false"/>
+                      <w:color w:val="000000"/>
+                      <w:sz w:val="18"/>
+                      <w:szCs w:val="18"/>
+                    </w:rPr>
+                    <w:t xml:space="preserve">Place</w:t>
+                  </w:r>
+                </w:p>
+              </w:tc>
+              <w:tc>
+                <w:tcPr>
+                  <w:tcW w:type="dxa" w:w="3330"/>
+                  <w:shd w:fill="D5E8F0" w:color="auto" w:val="clear"/>
+                  <w:tcMar>
+                    <w:top w:type="dxa" w:w="60"/>
+                    <w:left w:type="dxa" w:w="120"/>
+                    <w:bottom w:type="dxa" w:w="60"/>
+                    <w:right w:type="dxa" w:w="120"/>
+                  </w:tcMar>
+                  <w:vAlign w:val="top"/>
+                </w:tcPr>
+                <w:p>
+                  <w:pPr>
+                    <w:keepNext w:val="false"/>
+                    <w:spacing w:after="40" w:before="0"/>
+                    <w:jc w:val="left"/>
+                  </w:pPr>
+                  <w:r>
+                    <w:rPr>
+                      <w:rFonts w:ascii="Arial" w:cs="Arial" w:eastAsia="Arial" w:hAnsi="Arial"/>
+                      <w:b/>
+                      <w:bCs/>
+                      <w:i w:val="false"/>
+                      <w:iCs w:val="false"/>
+                      <w:color w:val="000000"/>
+                      <w:sz w:val="18"/>
+                      <w:szCs w:val="18"/>
+                    </w:rPr>
+                    <w:t xml:space="preserve">Distance to nearest large hard surface</w:t>
+                  </w:r>
+                </w:p>
+              </w:tc>
+              <w:tc>
+                <w:tcPr>
+                  <w:tcW w:type="dxa" w:w="3330"/>
+                  <w:shd w:fill="D5E8F0" w:color="auto" w:val="clear"/>
+                  <w:tcMar>
+                    <w:top w:type="dxa" w:w="60"/>
+                    <w:left w:type="dxa" w:w="120"/>
+                    <w:bottom w:type="dxa" w:w="60"/>
+                    <w:right w:type="dxa" w:w="120"/>
+                  </w:tcMar>
+                  <w:vAlign w:val="top"/>
+                </w:tcPr>
+                <w:p>
+                  <w:pPr>
+                    <w:keepNext w:val="false"/>
+                    <w:spacing w:after="40" w:before="0"/>
+                    <w:jc w:val="left"/>
+                  </w:pPr>
+                  <w:r>
+                    <w:rPr>
+                      <w:rFonts w:ascii="Arial" w:cs="Arial" w:eastAsia="Arial" w:hAnsi="Arial"/>
+                      <w:b/>
+                      <w:bCs/>
+                      <w:i w:val="false"/>
+                      <w:iCs w:val="false"/>
+                      <w:color w:val="000000"/>
+                      <w:sz w:val="18"/>
+                      <w:szCs w:val="18"/>
+                    </w:rPr>
+                    <w:t xml:space="preserve">What the learners heard</w:t>
+                  </w:r>
+                </w:p>
+              </w:tc>
+            </w:tr>
+            <w:tr>
+              <w:tc>
+                <w:tcPr>
+                  <w:tcW w:type="dxa" w:w="3330"/>
+                  <w:shd w:fill="FFFFFF" w:color="auto" w:val="clear"/>
+                  <w:tcMar>
+                    <w:top w:type="dxa" w:w="60"/>
+                    <w:left w:type="dxa" w:w="120"/>
+                    <w:bottom w:type="dxa" w:w="60"/>
+                    <w:right w:type="dxa" w:w="120"/>
+                  </w:tcMar>
+                  <w:vAlign w:val="top"/>
+                </w:tcPr>
+                <w:p>
+                  <w:pPr>
+                    <w:keepNext w:val="false"/>
+                    <w:spacing w:after="40" w:before="0"/>
+                    <w:jc w:val="left"/>
+                  </w:pPr>
+                  <w:r>
+                    <w:rPr>
+                      <w:rFonts w:ascii="Arial" w:cs="Arial" w:eastAsia="Arial" w:hAnsi="Arial"/>
+                      <w:b w:val="false"/>
+                      <w:bCs w:val="false"/>
+                      <w:i w:val="false"/>
+                      <w:iCs w:val="false"/>
+                      <w:color w:val="000000"/>
+                      <w:sz w:val="18"/>
+                      <w:szCs w:val="18"/>
+                    </w:rPr>
+                    <w:t xml:space="preserve">A</w:t>
+                  </w:r>
+                </w:p>
+              </w:tc>
+              <w:tc>
+                <w:tcPr>
+                  <w:tcW w:type="dxa" w:w="3330"/>
+                  <w:shd w:fill="FFFFFF" w:color="auto" w:val="clear"/>
+                  <w:tcMar>
+                    <w:top w:type="dxa" w:w="60"/>
+                    <w:left w:type="dxa" w:w="120"/>
+                    <w:bottom w:type="dxa" w:w="60"/>
+                    <w:right w:type="dxa" w:w="120"/>
+                  </w:tcMar>
+                  <w:vAlign w:val="top"/>
+                </w:tcPr>
+                <w:p>
+                  <w:pPr>
+                    <w:keepNext w:val="false"/>
+                    <w:spacing w:after="40" w:before="0"/>
+                    <w:jc w:val="left"/>
+                  </w:pPr>
+                  <w:r>
+                    <w:rPr>
+                      <w:rFonts w:ascii="Arial" w:cs="Arial" w:eastAsia="Arial" w:hAnsi="Arial"/>
+                      <w:b w:val="false"/>
+                      <w:bCs w:val="false"/>
+                      <w:i w:val="false"/>
+                      <w:iCs w:val="false"/>
+                      <w:color w:val="000000"/>
+                      <w:sz w:val="18"/>
+                      <w:szCs w:val="18"/>
+                    </w:rPr>
+                    <w:t xml:space="preserve">Hell's Gate cliff face</w:t>
+                  </w:r>
+                </w:p>
+              </w:tc>
+              <w:tc>
+                <w:tcPr>
+                  <w:tcW w:type="dxa" w:w="3330"/>
+                  <w:shd w:fill="FFFFFF" w:color="auto" w:val="clear"/>
+                  <w:tcMar>
+                    <w:top w:type="dxa" w:w="60"/>
+                    <w:left w:type="dxa" w:w="120"/>
+                    <w:bottom w:type="dxa" w:w="60"/>
+                    <w:right w:type="dxa" w:w="120"/>
+                  </w:tcMar>
+                  <w:vAlign w:val="top"/>
+                </w:tcPr>
+                <w:p>
+                  <w:pPr>
+                    <w:keepNext w:val="false"/>
+                    <w:spacing w:after="40" w:before="0"/>
+                    <w:jc w:val="left"/>
+                  </w:pPr>
+                  <w:r>
+                    <w:rPr>
+                      <w:rFonts w:ascii="Arial" w:cs="Arial" w:eastAsia="Arial" w:hAnsi="Arial"/>
+                      <w:b w:val="false"/>
+                      <w:bCs w:val="false"/>
+                      <w:i w:val="false"/>
+                      <w:iCs w:val="false"/>
+                      <w:color w:val="000000"/>
+                      <w:sz w:val="18"/>
+                      <w:szCs w:val="18"/>
+                    </w:rPr>
+                    <w:t xml:space="preserve">85 m</w:t>
+                  </w:r>
+                </w:p>
+              </w:tc>
+              <w:tc>
+                <w:tcPr>
+                  <w:tcW w:type="dxa" w:w="3330"/>
+                  <w:shd w:fill="FFFFFF" w:color="auto" w:val="clear"/>
+                  <w:tcMar>
+                    <w:top w:type="dxa" w:w="60"/>
+                    <w:left w:type="dxa" w:w="120"/>
+                    <w:bottom w:type="dxa" w:w="60"/>
+                    <w:right w:type="dxa" w:w="120"/>
+                  </w:tcMar>
+                  <w:vAlign w:val="top"/>
+                </w:tcPr>
+                <w:p>
+                  <w:pPr>
+                    <w:keepNext w:val="false"/>
+                    <w:spacing w:after="40" w:before="0"/>
+                    <w:jc w:val="left"/>
+                  </w:pPr>
+                  <w:r>
+                    <w:rPr>
+                      <w:rFonts w:ascii="Arial" w:cs="Arial" w:eastAsia="Arial" w:hAnsi="Arial"/>
+                      <w:b w:val="false"/>
+                      <w:bCs w:val="false"/>
+                      <w:i w:val="false"/>
+                      <w:iCs w:val="false"/>
+                      <w:color w:val="000000"/>
+                      <w:sz w:val="18"/>
+                      <w:szCs w:val="18"/>
+                    </w:rPr>
+                    <w:t xml:space="preserve">Clear echo</w:t>
+                  </w:r>
+                </w:p>
+              </w:tc>
+            </w:tr>
+            <w:tr>
+              <w:tc>
+                <w:tcPr>
+                  <w:tcW w:type="dxa" w:w="3330"/>
+                  <w:shd w:fill="FFFFFF" w:color="auto" w:val="clear"/>
+                  <w:tcMar>
+                    <w:top w:type="dxa" w:w="60"/>
+                    <w:left w:type="dxa" w:w="120"/>
+                    <w:bottom w:type="dxa" w:w="60"/>
+                    <w:right w:type="dxa" w:w="120"/>
+                  </w:tcMar>
+                  <w:vAlign w:val="top"/>
+                </w:tcPr>
+                <w:p>
+                  <w:pPr>
+                    <w:keepNext w:val="false"/>
+                    <w:spacing w:after="40" w:before="0"/>
+                    <w:jc w:val="left"/>
+                  </w:pPr>
+                  <w:r>
+                    <w:rPr>
+                      <w:rFonts w:ascii="Arial" w:cs="Arial" w:eastAsia="Arial" w:hAnsi="Arial"/>
+                      <w:b w:val="false"/>
+                      <w:bCs w:val="false"/>
+                      <w:i w:val="false"/>
+                      <w:iCs w:val="false"/>
+                      <w:color w:val="000000"/>
+                      <w:sz w:val="18"/>
+                      <w:szCs w:val="18"/>
+                    </w:rPr>
+                    <w:t xml:space="preserve">B</w:t>
+                  </w:r>
+                </w:p>
+              </w:tc>
+              <w:tc>
+                <w:tcPr>
+                  <w:tcW w:type="dxa" w:w="3330"/>
+                  <w:shd w:fill="FFFFFF" w:color="auto" w:val="clear"/>
+                  <w:tcMar>
+                    <w:top w:type="dxa" w:w="60"/>
+                    <w:left w:type="dxa" w:w="120"/>
+                    <w:bottom w:type="dxa" w:w="60"/>
+                    <w:right w:type="dxa" w:w="120"/>
+                  </w:tcMar>
+                  <w:vAlign w:val="top"/>
+                </w:tcPr>
+                <w:p>
+                  <w:pPr>
+                    <w:keepNext w:val="false"/>
+                    <w:spacing w:after="40" w:before="0"/>
+                    <w:jc w:val="left"/>
+                  </w:pPr>
+                  <w:r>
+                    <w:rPr>
+                      <w:rFonts w:ascii="Arial" w:cs="Arial" w:eastAsia="Arial" w:hAnsi="Arial"/>
+                      <w:b w:val="false"/>
+                      <w:bCs w:val="false"/>
+                      <w:i w:val="false"/>
+                      <w:iCs w:val="false"/>
+                      <w:color w:val="000000"/>
+                      <w:sz w:val="18"/>
+                      <w:szCs w:val="18"/>
+                    </w:rPr>
+                    <w:t xml:space="preserve">Ngong Hills valley wall</w:t>
+                  </w:r>
+                </w:p>
+              </w:tc>
+              <w:tc>
+                <w:tcPr>
+                  <w:tcW w:type="dxa" w:w="3330"/>
+                  <w:shd w:fill="FFFFFF" w:color="auto" w:val="clear"/>
+                  <w:tcMar>
+                    <w:top w:type="dxa" w:w="60"/>
+                    <w:left w:type="dxa" w:w="120"/>
+                    <w:bottom w:type="dxa" w:w="60"/>
+                    <w:right w:type="dxa" w:w="120"/>
+                  </w:tcMar>
+                  <w:vAlign w:val="top"/>
+                </w:tcPr>
+                <w:p>
+                  <w:pPr>
+                    <w:keepNext w:val="false"/>
+                    <w:spacing w:after="40" w:before="0"/>
+                    <w:jc w:val="left"/>
+                  </w:pPr>
+                  <w:r>
+                    <w:rPr>
+                      <w:rFonts w:ascii="Arial" w:cs="Arial" w:eastAsia="Arial" w:hAnsi="Arial"/>
+                      <w:b w:val="false"/>
+                      <w:bCs w:val="false"/>
+                      <w:i w:val="false"/>
+                      <w:iCs w:val="false"/>
+                      <w:color w:val="000000"/>
+                      <w:sz w:val="18"/>
+                      <w:szCs w:val="18"/>
+                    </w:rPr>
+                    <w:t xml:space="preserve">170 m</w:t>
+                  </w:r>
+                </w:p>
+              </w:tc>
+              <w:tc>
+                <w:tcPr>
+                  <w:tcW w:type="dxa" w:w="3330"/>
+                  <w:shd w:fill="FFFFFF" w:color="auto" w:val="clear"/>
+                  <w:tcMar>
+                    <w:top w:type="dxa" w:w="60"/>
+                    <w:left w:type="dxa" w:w="120"/>
+                    <w:bottom w:type="dxa" w:w="60"/>
+                    <w:right w:type="dxa" w:w="120"/>
+                  </w:tcMar>
+                  <w:vAlign w:val="top"/>
+                </w:tcPr>
+                <w:p>
+                  <w:pPr>
+                    <w:keepNext w:val="false"/>
+                    <w:spacing w:after="40" w:before="0"/>
+                    <w:jc w:val="left"/>
+                  </w:pPr>
+                  <w:r>
+                    <w:rPr>
+                      <w:rFonts w:ascii="Arial" w:cs="Arial" w:eastAsia="Arial" w:hAnsi="Arial"/>
+                      <w:b w:val="false"/>
+                      <w:bCs w:val="false"/>
+                      <w:i w:val="false"/>
+                      <w:iCs w:val="false"/>
+                      <w:color w:val="000000"/>
+                      <w:sz w:val="18"/>
+                      <w:szCs w:val="18"/>
+                    </w:rPr>
+                    <w:t xml:space="preserve">Clear echo</w:t>
+                  </w:r>
+                </w:p>
+              </w:tc>
+            </w:tr>
+            <w:tr>
+              <w:tc>
+                <w:tcPr>
+                  <w:tcW w:type="dxa" w:w="3330"/>
+                  <w:shd w:fill="FFFFFF" w:color="auto" w:val="clear"/>
+                  <w:tcMar>
+                    <w:top w:type="dxa" w:w="60"/>
+                    <w:left w:type="dxa" w:w="120"/>
+                    <w:bottom w:type="dxa" w:w="60"/>
+                    <w:right w:type="dxa" w:w="120"/>
+                  </w:tcMar>
+                  <w:vAlign w:val="top"/>
+                </w:tcPr>
+                <w:p>
+                  <w:pPr>
+                    <w:keepNext w:val="false"/>
+                    <w:spacing w:after="40" w:before="0"/>
+                    <w:jc w:val="left"/>
+                  </w:pPr>
+                  <w:r>
+                    <w:rPr>
+                      <w:rFonts w:ascii="Arial" w:cs="Arial" w:eastAsia="Arial" w:hAnsi="Arial"/>
+                      <w:b w:val="false"/>
+                      <w:bCs w:val="false"/>
+                      <w:i w:val="false"/>
+                      <w:iCs w:val="false"/>
+                      <w:color w:val="000000"/>
+                      <w:sz w:val="18"/>
+                      <w:szCs w:val="18"/>
+                    </w:rPr>
+                    <w:t xml:space="preserve">C</w:t>
+                  </w:r>
+                </w:p>
+              </w:tc>
+              <w:tc>
+                <w:tcPr>
+                  <w:tcW w:type="dxa" w:w="3330"/>
+                  <w:shd w:fill="FFFFFF" w:color="auto" w:val="clear"/>
+                  <w:tcMar>
+                    <w:top w:type="dxa" w:w="60"/>
+                    <w:left w:type="dxa" w:w="120"/>
+                    <w:bottom w:type="dxa" w:w="60"/>
+                    <w:right w:type="dxa" w:w="120"/>
+                  </w:tcMar>
+                  <w:vAlign w:val="top"/>
+                </w:tcPr>
+                <w:p>
+                  <w:pPr>
+                    <w:keepNext w:val="false"/>
+                    <w:spacing w:after="40" w:before="0"/>
+                    <w:jc w:val="left"/>
+                  </w:pPr>
+                  <w:r>
+                    <w:rPr>
+                      <w:rFonts w:ascii="Arial" w:cs="Arial" w:eastAsia="Arial" w:hAnsi="Arial"/>
+                      <w:b w:val="false"/>
+                      <w:bCs w:val="false"/>
+                      <w:i w:val="false"/>
+                      <w:iCs w:val="false"/>
+                      <w:color w:val="000000"/>
+                      <w:sz w:val="18"/>
+                      <w:szCs w:val="18"/>
+                    </w:rPr>
+                    <w:t xml:space="preserve">Kisumu school hall</w:t>
+                  </w:r>
+                </w:p>
+              </w:tc>
+              <w:tc>
+                <w:tcPr>
+                  <w:tcW w:type="dxa" w:w="3330"/>
+                  <w:shd w:fill="FFFFFF" w:color="auto" w:val="clear"/>
+                  <w:tcMar>
+                    <w:top w:type="dxa" w:w="60"/>
+                    <w:left w:type="dxa" w:w="120"/>
+                    <w:bottom w:type="dxa" w:w="60"/>
+                    <w:right w:type="dxa" w:w="120"/>
+                  </w:tcMar>
+                  <w:vAlign w:val="top"/>
+                </w:tcPr>
+                <w:p>
+                  <w:pPr>
+                    <w:keepNext w:val="false"/>
+                    <w:spacing w:after="40" w:before="0"/>
+                    <w:jc w:val="left"/>
+                  </w:pPr>
+                  <w:r>
+                    <w:rPr>
+                      <w:rFonts w:ascii="Arial" w:cs="Arial" w:eastAsia="Arial" w:hAnsi="Arial"/>
+                      <w:b w:val="false"/>
+                      <w:bCs w:val="false"/>
+                      <w:i w:val="false"/>
+                      <w:iCs w:val="false"/>
+                      <w:color w:val="000000"/>
+                      <w:sz w:val="18"/>
+                      <w:szCs w:val="18"/>
+                    </w:rPr>
+                    <w:t xml:space="preserve">12 m</w:t>
+                  </w:r>
+                </w:p>
+              </w:tc>
+              <w:tc>
+                <w:tcPr>
+                  <w:tcW w:type="dxa" w:w="3330"/>
+                  <w:shd w:fill="FFFFFF" w:color="auto" w:val="clear"/>
+                  <w:tcMar>
+                    <w:top w:type="dxa" w:w="60"/>
+                    <w:left w:type="dxa" w:w="120"/>
+                    <w:bottom w:type="dxa" w:w="60"/>
+                    <w:right w:type="dxa" w:w="120"/>
+                  </w:tcMar>
+                  <w:vAlign w:val="top"/>
+                </w:tcPr>
+                <w:p>
+                  <w:pPr>
+                    <w:keepNext w:val="false"/>
+                    <w:spacing w:after="40" w:before="0"/>
+                    <w:jc w:val="left"/>
+                  </w:pPr>
+                  <w:r>
+                    <w:rPr>
+                      <w:rFonts w:ascii="Arial" w:cs="Arial" w:eastAsia="Arial" w:hAnsi="Arial"/>
+                      <w:b w:val="false"/>
+                      <w:bCs w:val="false"/>
+                      <w:i w:val="false"/>
+                      <w:iCs w:val="false"/>
+                      <w:color w:val="000000"/>
+                      <w:sz w:val="18"/>
+                      <w:szCs w:val="18"/>
+                    </w:rPr>
+                    <w:t xml:space="preserve">Loud, muddy, drawn-out sound</w:t>
+                  </w:r>
+                </w:p>
+              </w:tc>
+            </w:tr>
+            <w:tr>
+              <w:tc>
+                <w:tcPr>
+                  <w:tcW w:type="dxa" w:w="3330"/>
+                  <w:shd w:fill="FFFFFF" w:color="auto" w:val="clear"/>
+                  <w:tcMar>
+                    <w:top w:type="dxa" w:w="60"/>
+                    <w:left w:type="dxa" w:w="120"/>
+                    <w:bottom w:type="dxa" w:w="60"/>
+                    <w:right w:type="dxa" w:w="120"/>
+                  </w:tcMar>
+                  <w:vAlign w:val="top"/>
+                </w:tcPr>
+                <w:p>
+                  <w:pPr>
+                    <w:keepNext w:val="false"/>
+                    <w:spacing w:after="40" w:before="0"/>
+                    <w:jc w:val="left"/>
+                  </w:pPr>
+                  <w:r>
+                    <w:rPr>
+                      <w:rFonts w:ascii="Arial" w:cs="Arial" w:eastAsia="Arial" w:hAnsi="Arial"/>
+                      <w:b w:val="false"/>
+                      <w:bCs w:val="false"/>
+                      <w:i w:val="false"/>
+                      <w:iCs w:val="false"/>
+                      <w:color w:val="000000"/>
+                      <w:sz w:val="18"/>
+                      <w:szCs w:val="18"/>
+                    </w:rPr>
+                    <w:t xml:space="preserve">D</w:t>
+                  </w:r>
+                </w:p>
+              </w:tc>
+              <w:tc>
+                <w:tcPr>
+                  <w:tcW w:type="dxa" w:w="3330"/>
+                  <w:shd w:fill="FFFFFF" w:color="auto" w:val="clear"/>
+                  <w:tcMar>
+                    <w:top w:type="dxa" w:w="60"/>
+                    <w:left w:type="dxa" w:w="120"/>
+                    <w:bottom w:type="dxa" w:w="60"/>
+                    <w:right w:type="dxa" w:w="120"/>
+                  </w:tcMar>
+                  <w:vAlign w:val="top"/>
+                </w:tcPr>
+                <w:p>
+                  <w:pPr>
+                    <w:keepNext w:val="false"/>
+                    <w:spacing w:after="40" w:before="0"/>
+                    <w:jc w:val="left"/>
+                  </w:pPr>
+                  <w:r>
+                    <w:rPr>
+                      <w:rFonts w:ascii="Arial" w:cs="Arial" w:eastAsia="Arial" w:hAnsi="Arial"/>
+                      <w:b w:val="false"/>
+                      <w:bCs w:val="false"/>
+                      <w:i w:val="false"/>
+                      <w:iCs w:val="false"/>
+                      <w:color w:val="000000"/>
+                      <w:sz w:val="18"/>
+                      <w:szCs w:val="18"/>
+                    </w:rPr>
+                    <w:t xml:space="preserve">Nairobi school open grounds</w:t>
+                  </w:r>
+                </w:p>
+              </w:tc>
+              <w:tc>
+                <w:tcPr>
+                  <w:tcW w:type="dxa" w:w="3330"/>
+                  <w:shd w:fill="FFFFFF" w:color="auto" w:val="clear"/>
+                  <w:tcMar>
+                    <w:top w:type="dxa" w:w="60"/>
+                    <w:left w:type="dxa" w:w="120"/>
+                    <w:bottom w:type="dxa" w:w="60"/>
+                    <w:right w:type="dxa" w:w="120"/>
+                  </w:tcMar>
+                  <w:vAlign w:val="top"/>
+                </w:tcPr>
+                <w:p>
+                  <w:pPr>
+                    <w:keepNext w:val="false"/>
+                    <w:spacing w:after="40" w:before="0"/>
+                    <w:jc w:val="left"/>
+                  </w:pPr>
+                  <w:r>
+                    <w:rPr>
+                      <w:rFonts w:ascii="Arial" w:cs="Arial" w:eastAsia="Arial" w:hAnsi="Arial"/>
+                      <w:b w:val="false"/>
+                      <w:bCs w:val="false"/>
+                      <w:i w:val="false"/>
+                      <w:iCs w:val="false"/>
+                      <w:color w:val="000000"/>
+                      <w:sz w:val="18"/>
+                      <w:szCs w:val="18"/>
+                    </w:rPr>
+                    <w:t xml:space="preserve">300 m (classroom block)</w:t>
+                  </w:r>
+                </w:p>
+              </w:tc>
+              <w:tc>
+                <w:tcPr>
+                  <w:tcW w:type="dxa" w:w="3330"/>
+                  <w:shd w:fill="FFFFFF" w:color="auto" w:val="clear"/>
+                  <w:tcMar>
+                    <w:top w:type="dxa" w:w="60"/>
+                    <w:left w:type="dxa" w:w="120"/>
+                    <w:bottom w:type="dxa" w:w="60"/>
+                    <w:right w:type="dxa" w:w="120"/>
+                  </w:tcMar>
+                  <w:vAlign w:val="top"/>
+                </w:tcPr>
+                <w:p>
+                  <w:pPr>
+                    <w:keepNext w:val="false"/>
+                    <w:spacing w:after="40" w:before="0"/>
+                    <w:jc w:val="left"/>
+                  </w:pPr>
+                  <w:r>
+                    <w:rPr>
+                      <w:rFonts w:ascii="Arial" w:cs="Arial" w:eastAsia="Arial" w:hAnsi="Arial"/>
+                      <w:b w:val="false"/>
+                      <w:bCs w:val="false"/>
+                      <w:i w:val="false"/>
+                      <w:iCs w:val="false"/>
+                      <w:color w:val="000000"/>
+                      <w:sz w:val="18"/>
+                      <w:szCs w:val="18"/>
+                    </w:rPr>
+                    <w:t xml:space="preserve">No echo</w:t>
+                  </w:r>
+                </w:p>
+              </w:tc>
+            </w:tr>
+          </w:tbl>
+          <w:p>
+            <w:pPr>
+              <w:keepNext w:val="false"/>
+              <w:spacing w:after="60" w:before="0"/>
               <w:jc w:val="left"/>
             </w:pPr>
             <w:r>
@@ -281,11 +980,12 @@
                 <w:sz w:val="18"/>
                 <w:szCs w:val="18"/>
               </w:rPr>
-              <w:t xml:space="preserve">| Site | Place | Distance to nearest large hard surface | What the learners heard |</w:t>
-            </w:r>
-          </w:p>
-          <w:p>
-            <w:pPr>
+              <w:t xml:space="preserve"/>
+            </w:r>
+          </w:p>
+          <w:p>
+            <w:pPr>
+              <w:keepNext w:val="false"/>
               <w:spacing w:after="40" w:before="0"/>
               <w:jc w:val="left"/>
             </w:pPr>
@@ -300,11 +1000,12 @@
                 <w:sz w:val="18"/>
                 <w:szCs w:val="18"/>
               </w:rPr>
-              <w:t xml:space="preserve">|---|---|---|---|</w:t>
-            </w:r>
-          </w:p>
-          <w:p>
-            <w:pPr>
+              <w:t xml:space="preserve"/>
+            </w:r>
+          </w:p>
+          <w:p>
+            <w:pPr>
+              <w:keepNext w:val="false"/>
               <w:spacing w:after="40" w:before="0"/>
               <w:jc w:val="left"/>
             </w:pPr>
@@ -319,12 +1020,439 @@
                 <w:sz w:val="18"/>
                 <w:szCs w:val="18"/>
               </w:rPr>
-              <w:t xml:space="preserve">| A | Hell's Gate cliff face | 85 m | Clear echo |</w:t>
-            </w:r>
-          </w:p>
-          <w:p>
-            <w:pPr>
-              <w:spacing w:after="40" w:before="0"/>
+              <w:t xml:space="preserve">SURFACE TABLE</w:t>
+            </w:r>
+          </w:p>
+          <w:tbl>
+            <w:tblPr>
+              <w:tblW w:type="dxa" w:w="13320"/>
+              <w:tblBorders>
+                <w:top w:val="single" w:color="AAAAAA" w:sz="4"/>
+                <w:left w:val="single" w:color="AAAAAA" w:sz="4"/>
+                <w:bottom w:val="single" w:color="AAAAAA" w:sz="4"/>
+                <w:right w:val="single" w:color="AAAAAA" w:sz="4"/>
+                <w:insideH w:val="single" w:color="auto" w:sz="4"/>
+                <w:insideV w:val="single" w:color="auto" w:sz="4"/>
+              </w:tblBorders>
+              <w:tblLayout w:type="fixed"/>
+            </w:tblPr>
+            <w:tblGrid>
+              <w:gridCol w:w="6660"/>
+              <w:gridCol w:w="6660"/>
+            </w:tblGrid>
+            <w:tr>
+              <w:tc>
+                <w:tcPr>
+                  <w:tcW w:type="dxa" w:w="6660"/>
+                  <w:shd w:fill="D5E8F0" w:color="auto" w:val="clear"/>
+                  <w:tcMar>
+                    <w:top w:type="dxa" w:w="60"/>
+                    <w:left w:type="dxa" w:w="120"/>
+                    <w:bottom w:type="dxa" w:w="60"/>
+                    <w:right w:type="dxa" w:w="120"/>
+                  </w:tcMar>
+                  <w:vAlign w:val="top"/>
+                </w:tcPr>
+                <w:p>
+                  <w:pPr>
+                    <w:keepNext w:val="false"/>
+                    <w:spacing w:after="40" w:before="0"/>
+                    <w:jc w:val="left"/>
+                  </w:pPr>
+                  <w:r>
+                    <w:rPr>
+                      <w:rFonts w:ascii="Arial" w:cs="Arial" w:eastAsia="Arial" w:hAnsi="Arial"/>
+                      <w:b/>
+                      <w:bCs/>
+                      <w:i w:val="false"/>
+                      <w:iCs w:val="false"/>
+                      <w:color w:val="000000"/>
+                      <w:sz w:val="18"/>
+                      <w:szCs w:val="18"/>
+                    </w:rPr>
+                    <w:t xml:space="preserve">Surface</w:t>
+                  </w:r>
+                </w:p>
+              </w:tc>
+              <w:tc>
+                <w:tcPr>
+                  <w:tcW w:type="dxa" w:w="6660"/>
+                  <w:shd w:fill="D5E8F0" w:color="auto" w:val="clear"/>
+                  <w:tcMar>
+                    <w:top w:type="dxa" w:w="60"/>
+                    <w:left w:type="dxa" w:w="120"/>
+                    <w:bottom w:type="dxa" w:w="60"/>
+                    <w:right w:type="dxa" w:w="120"/>
+                  </w:tcMar>
+                  <w:vAlign w:val="top"/>
+                </w:tcPr>
+                <w:p>
+                  <w:pPr>
+                    <w:keepNext w:val="false"/>
+                    <w:spacing w:after="40" w:before="0"/>
+                    <w:jc w:val="left"/>
+                  </w:pPr>
+                  <w:r>
+                    <w:rPr>
+                      <w:rFonts w:ascii="Arial" w:cs="Arial" w:eastAsia="Arial" w:hAnsi="Arial"/>
+                      <w:b/>
+                      <w:bCs/>
+                      <w:i w:val="false"/>
+                      <w:iCs w:val="false"/>
+                      <w:color w:val="000000"/>
+                      <w:sz w:val="18"/>
+                      <w:szCs w:val="18"/>
+                    </w:rPr>
+                    <w:t xml:space="preserve">Approximate share of sound energy reflected</w:t>
+                  </w:r>
+                </w:p>
+              </w:tc>
+            </w:tr>
+            <w:tr>
+              <w:tc>
+                <w:tcPr>
+                  <w:tcW w:type="dxa" w:w="6660"/>
+                  <w:shd w:fill="FFFFFF" w:color="auto" w:val="clear"/>
+                  <w:tcMar>
+                    <w:top w:type="dxa" w:w="60"/>
+                    <w:left w:type="dxa" w:w="120"/>
+                    <w:bottom w:type="dxa" w:w="60"/>
+                    <w:right w:type="dxa" w:w="120"/>
+                  </w:tcMar>
+                  <w:vAlign w:val="top"/>
+                </w:tcPr>
+                <w:p>
+                  <w:pPr>
+                    <w:keepNext w:val="false"/>
+                    <w:spacing w:after="40" w:before="0"/>
+                    <w:jc w:val="left"/>
+                  </w:pPr>
+                  <w:r>
+                    <w:rPr>
+                      <w:rFonts w:ascii="Arial" w:cs="Arial" w:eastAsia="Arial" w:hAnsi="Arial"/>
+                      <w:b w:val="false"/>
+                      <w:bCs w:val="false"/>
+                      <w:i w:val="false"/>
+                      <w:iCs w:val="false"/>
+                      <w:color w:val="000000"/>
+                      <w:sz w:val="18"/>
+                      <w:szCs w:val="18"/>
+                    </w:rPr>
+                    <w:t xml:space="preserve">Cliff rock</w:t>
+                  </w:r>
+                </w:p>
+              </w:tc>
+              <w:tc>
+                <w:tcPr>
+                  <w:tcW w:type="dxa" w:w="6660"/>
+                  <w:shd w:fill="FFFFFF" w:color="auto" w:val="clear"/>
+                  <w:tcMar>
+                    <w:top w:type="dxa" w:w="60"/>
+                    <w:left w:type="dxa" w:w="120"/>
+                    <w:bottom w:type="dxa" w:w="60"/>
+                    <w:right w:type="dxa" w:w="120"/>
+                  </w:tcMar>
+                  <w:vAlign w:val="top"/>
+                </w:tcPr>
+                <w:p>
+                  <w:pPr>
+                    <w:keepNext w:val="false"/>
+                    <w:spacing w:after="40" w:before="0"/>
+                    <w:jc w:val="left"/>
+                  </w:pPr>
+                  <w:r>
+                    <w:rPr>
+                      <w:rFonts w:ascii="Arial" w:cs="Arial" w:eastAsia="Arial" w:hAnsi="Arial"/>
+                      <w:b w:val="false"/>
+                      <w:bCs w:val="false"/>
+                      <w:i w:val="false"/>
+                      <w:iCs w:val="false"/>
+                      <w:color w:val="000000"/>
+                      <w:sz w:val="18"/>
+                      <w:szCs w:val="18"/>
+                    </w:rPr>
+                    <w:t xml:space="preserve">90%</w:t>
+                  </w:r>
+                </w:p>
+              </w:tc>
+            </w:tr>
+            <w:tr>
+              <w:tc>
+                <w:tcPr>
+                  <w:tcW w:type="dxa" w:w="6660"/>
+                  <w:shd w:fill="FFFFFF" w:color="auto" w:val="clear"/>
+                  <w:tcMar>
+                    <w:top w:type="dxa" w:w="60"/>
+                    <w:left w:type="dxa" w:w="120"/>
+                    <w:bottom w:type="dxa" w:w="60"/>
+                    <w:right w:type="dxa" w:w="120"/>
+                  </w:tcMar>
+                  <w:vAlign w:val="top"/>
+                </w:tcPr>
+                <w:p>
+                  <w:pPr>
+                    <w:keepNext w:val="false"/>
+                    <w:spacing w:after="40" w:before="0"/>
+                    <w:jc w:val="left"/>
+                  </w:pPr>
+                  <w:r>
+                    <w:rPr>
+                      <w:rFonts w:ascii="Arial" w:cs="Arial" w:eastAsia="Arial" w:hAnsi="Arial"/>
+                      <w:b w:val="false"/>
+                      <w:bCs w:val="false"/>
+                      <w:i w:val="false"/>
+                      <w:iCs w:val="false"/>
+                      <w:color w:val="000000"/>
+                      <w:sz w:val="18"/>
+                      <w:szCs w:val="18"/>
+                    </w:rPr>
+                    <w:t xml:space="preserve">Painted concrete wall</w:t>
+                  </w:r>
+                </w:p>
+              </w:tc>
+              <w:tc>
+                <w:tcPr>
+                  <w:tcW w:type="dxa" w:w="6660"/>
+                  <w:shd w:fill="FFFFFF" w:color="auto" w:val="clear"/>
+                  <w:tcMar>
+                    <w:top w:type="dxa" w:w="60"/>
+                    <w:left w:type="dxa" w:w="120"/>
+                    <w:bottom w:type="dxa" w:w="60"/>
+                    <w:right w:type="dxa" w:w="120"/>
+                  </w:tcMar>
+                  <w:vAlign w:val="top"/>
+                </w:tcPr>
+                <w:p>
+                  <w:pPr>
+                    <w:keepNext w:val="false"/>
+                    <w:spacing w:after="40" w:before="0"/>
+                    <w:jc w:val="left"/>
+                  </w:pPr>
+                  <w:r>
+                    <w:rPr>
+                      <w:rFonts w:ascii="Arial" w:cs="Arial" w:eastAsia="Arial" w:hAnsi="Arial"/>
+                      <w:b w:val="false"/>
+                      <w:bCs w:val="false"/>
+                      <w:i w:val="false"/>
+                      <w:iCs w:val="false"/>
+                      <w:color w:val="000000"/>
+                      <w:sz w:val="18"/>
+                      <w:szCs w:val="18"/>
+                    </w:rPr>
+                    <w:t xml:space="preserve">85%</w:t>
+                  </w:r>
+                </w:p>
+              </w:tc>
+            </w:tr>
+            <w:tr>
+              <w:tc>
+                <w:tcPr>
+                  <w:tcW w:type="dxa" w:w="6660"/>
+                  <w:shd w:fill="FFFFFF" w:color="auto" w:val="clear"/>
+                  <w:tcMar>
+                    <w:top w:type="dxa" w:w="60"/>
+                    <w:left w:type="dxa" w:w="120"/>
+                    <w:bottom w:type="dxa" w:w="60"/>
+                    <w:right w:type="dxa" w:w="120"/>
+                  </w:tcMar>
+                  <w:vAlign w:val="top"/>
+                </w:tcPr>
+                <w:p>
+                  <w:pPr>
+                    <w:keepNext w:val="false"/>
+                    <w:spacing w:after="40" w:before="0"/>
+                    <w:jc w:val="left"/>
+                  </w:pPr>
+                  <w:r>
+                    <w:rPr>
+                      <w:rFonts w:ascii="Arial" w:cs="Arial" w:eastAsia="Arial" w:hAnsi="Arial"/>
+                      <w:b w:val="false"/>
+                      <w:bCs w:val="false"/>
+                      <w:i w:val="false"/>
+                      <w:iCs w:val="false"/>
+                      <w:color w:val="000000"/>
+                      <w:sz w:val="18"/>
+                      <w:szCs w:val="18"/>
+                    </w:rPr>
+                    <w:t xml:space="preserve">Wooden board</w:t>
+                  </w:r>
+                </w:p>
+              </w:tc>
+              <w:tc>
+                <w:tcPr>
+                  <w:tcW w:type="dxa" w:w="6660"/>
+                  <w:shd w:fill="FFFFFF" w:color="auto" w:val="clear"/>
+                  <w:tcMar>
+                    <w:top w:type="dxa" w:w="60"/>
+                    <w:left w:type="dxa" w:w="120"/>
+                    <w:bottom w:type="dxa" w:w="60"/>
+                    <w:right w:type="dxa" w:w="120"/>
+                  </w:tcMar>
+                  <w:vAlign w:val="top"/>
+                </w:tcPr>
+                <w:p>
+                  <w:pPr>
+                    <w:keepNext w:val="false"/>
+                    <w:spacing w:after="40" w:before="0"/>
+                    <w:jc w:val="left"/>
+                  </w:pPr>
+                  <w:r>
+                    <w:rPr>
+                      <w:rFonts w:ascii="Arial" w:cs="Arial" w:eastAsia="Arial" w:hAnsi="Arial"/>
+                      <w:b w:val="false"/>
+                      <w:bCs w:val="false"/>
+                      <w:i w:val="false"/>
+                      <w:iCs w:val="false"/>
+                      <w:color w:val="000000"/>
+                      <w:sz w:val="18"/>
+                      <w:szCs w:val="18"/>
+                    </w:rPr>
+                    <w:t xml:space="preserve">60%</w:t>
+                  </w:r>
+                </w:p>
+              </w:tc>
+            </w:tr>
+            <w:tr>
+              <w:tc>
+                <w:tcPr>
+                  <w:tcW w:type="dxa" w:w="6660"/>
+                  <w:shd w:fill="FFFFFF" w:color="auto" w:val="clear"/>
+                  <w:tcMar>
+                    <w:top w:type="dxa" w:w="60"/>
+                    <w:left w:type="dxa" w:w="120"/>
+                    <w:bottom w:type="dxa" w:w="60"/>
+                    <w:right w:type="dxa" w:w="120"/>
+                  </w:tcMar>
+                  <w:vAlign w:val="top"/>
+                </w:tcPr>
+                <w:p>
+                  <w:pPr>
+                    <w:keepNext w:val="false"/>
+                    <w:spacing w:after="40" w:before="0"/>
+                    <w:jc w:val="left"/>
+                  </w:pPr>
+                  <w:r>
+                    <w:rPr>
+                      <w:rFonts w:ascii="Arial" w:cs="Arial" w:eastAsia="Arial" w:hAnsi="Arial"/>
+                      <w:b w:val="false"/>
+                      <w:bCs w:val="false"/>
+                      <w:i w:val="false"/>
+                      <w:iCs w:val="false"/>
+                      <w:color w:val="000000"/>
+                      <w:sz w:val="18"/>
+                      <w:szCs w:val="18"/>
+                    </w:rPr>
+                    <w:t xml:space="preserve">Curtains or cloth</w:t>
+                  </w:r>
+                </w:p>
+              </w:tc>
+              <w:tc>
+                <w:tcPr>
+                  <w:tcW w:type="dxa" w:w="6660"/>
+                  <w:shd w:fill="FFFFFF" w:color="auto" w:val="clear"/>
+                  <w:tcMar>
+                    <w:top w:type="dxa" w:w="60"/>
+                    <w:left w:type="dxa" w:w="120"/>
+                    <w:bottom w:type="dxa" w:w="60"/>
+                    <w:right w:type="dxa" w:w="120"/>
+                  </w:tcMar>
+                  <w:vAlign w:val="top"/>
+                </w:tcPr>
+                <w:p>
+                  <w:pPr>
+                    <w:keepNext w:val="false"/>
+                    <w:spacing w:after="40" w:before="0"/>
+                    <w:jc w:val="left"/>
+                  </w:pPr>
+                  <w:r>
+                    <w:rPr>
+                      <w:rFonts w:ascii="Arial" w:cs="Arial" w:eastAsia="Arial" w:hAnsi="Arial"/>
+                      <w:b w:val="false"/>
+                      <w:bCs w:val="false"/>
+                      <w:i w:val="false"/>
+                      <w:iCs w:val="false"/>
+                      <w:color w:val="000000"/>
+                      <w:sz w:val="18"/>
+                      <w:szCs w:val="18"/>
+                    </w:rPr>
+                    <w:t xml:space="preserve">15%</w:t>
+                  </w:r>
+                </w:p>
+              </w:tc>
+            </w:tr>
+            <w:tr>
+              <w:tc>
+                <w:tcPr>
+                  <w:tcW w:type="dxa" w:w="6660"/>
+                  <w:shd w:fill="FFFFFF" w:color="auto" w:val="clear"/>
+                  <w:tcMar>
+                    <w:top w:type="dxa" w:w="60"/>
+                    <w:left w:type="dxa" w:w="120"/>
+                    <w:bottom w:type="dxa" w:w="60"/>
+                    <w:right w:type="dxa" w:w="120"/>
+                  </w:tcMar>
+                  <w:vAlign w:val="top"/>
+                </w:tcPr>
+                <w:p>
+                  <w:pPr>
+                    <w:keepNext w:val="false"/>
+                    <w:spacing w:after="40" w:before="0"/>
+                    <w:jc w:val="left"/>
+                  </w:pPr>
+                  <w:r>
+                    <w:rPr>
+                      <w:rFonts w:ascii="Arial" w:cs="Arial" w:eastAsia="Arial" w:hAnsi="Arial"/>
+                      <w:b w:val="false"/>
+                      <w:bCs w:val="false"/>
+                      <w:i w:val="false"/>
+                      <w:iCs w:val="false"/>
+                      <w:color w:val="000000"/>
+                      <w:sz w:val="18"/>
+                      <w:szCs w:val="18"/>
+                    </w:rPr>
+                    <w:t xml:space="preserve">Thick grass or foam mattress</w:t>
+                  </w:r>
+                </w:p>
+              </w:tc>
+              <w:tc>
+                <w:tcPr>
+                  <w:tcW w:type="dxa" w:w="6660"/>
+                  <w:shd w:fill="FFFFFF" w:color="auto" w:val="clear"/>
+                  <w:tcMar>
+                    <w:top w:type="dxa" w:w="60"/>
+                    <w:left w:type="dxa" w:w="120"/>
+                    <w:bottom w:type="dxa" w:w="60"/>
+                    <w:right w:type="dxa" w:w="120"/>
+                  </w:tcMar>
+                  <w:vAlign w:val="top"/>
+                </w:tcPr>
+                <w:p>
+                  <w:pPr>
+                    <w:keepNext w:val="false"/>
+                    <w:spacing w:after="40" w:before="0"/>
+                    <w:jc w:val="left"/>
+                  </w:pPr>
+                  <w:r>
+                    <w:rPr>
+                      <w:rFonts w:ascii="Arial" w:cs="Arial" w:eastAsia="Arial" w:hAnsi="Arial"/>
+                      <w:b w:val="false"/>
+                      <w:bCs w:val="false"/>
+                      <w:i w:val="false"/>
+                      <w:iCs w:val="false"/>
+                      <w:color w:val="000000"/>
+                      <w:sz w:val="18"/>
+                      <w:szCs w:val="18"/>
+                    </w:rPr>
+                    <w:t xml:space="preserve">10%</w:t>
+                  </w:r>
+                </w:p>
+              </w:tc>
+            </w:tr>
+          </w:tbl>
+          <w:p>
+            <w:pPr>
+              <w:keepNext w:val="false"/>
+              <w:spacing w:after="60" w:before="0"/>
               <w:jc w:val="left"/>
             </w:pPr>
             <w:r>
@@ -338,12 +1466,13 @@
                 <w:sz w:val="18"/>
                 <w:szCs w:val="18"/>
               </w:rPr>
-              <w:t xml:space="preserve">| B | Ngong Hills valley wall | 170 m | Clear echo |</w:t>
-            </w:r>
-          </w:p>
-          <w:p>
-            <w:pPr>
-              <w:spacing w:after="40" w:before="0"/>
+              <w:t xml:space="preserve"/>
+            </w:r>
+          </w:p>
+          <w:p>
+            <w:pPr>
+              <w:keepNext w:val="false"/>
+              <w:spacing w:after="60" w:before="0"/>
               <w:jc w:val="left"/>
             </w:pPr>
             <w:r>
@@ -357,197 +1486,7 @@
                 <w:sz w:val="18"/>
                 <w:szCs w:val="18"/>
               </w:rPr>
-              <w:t xml:space="preserve">| C | Kisumu school hall | 12 m | Loud, muddy, drawn-out sound |</w:t>
-            </w:r>
-          </w:p>
-          <w:p>
-            <w:pPr>
-              <w:spacing w:after="40" w:before="0"/>
-              <w:jc w:val="left"/>
-            </w:pPr>
-            <w:r>
-              <w:rPr>
-                <w:rFonts w:ascii="Arial" w:cs="Arial" w:eastAsia="Arial" w:hAnsi="Arial"/>
-                <w:b w:val="false"/>
-                <w:bCs w:val="false"/>
-                <w:i w:val="false"/>
-                <w:iCs w:val="false"/>
-                <w:color w:val="000000"/>
-                <w:sz w:val="18"/>
-                <w:szCs w:val="18"/>
-              </w:rPr>
-              <w:t xml:space="preserve">| D | Nairobi school open grounds | 300 m (classroom block) | No echo |</w:t>
-            </w:r>
-          </w:p>
-          <w:p>
-            <w:pPr>
-              <w:spacing w:after="40" w:before="0"/>
-              <w:jc w:val="left"/>
-            </w:pPr>
-            <w:r>
-              <w:rPr>
-                <w:rFonts w:ascii="Arial" w:cs="Arial" w:eastAsia="Arial" w:hAnsi="Arial"/>
-                <w:b w:val="false"/>
-                <w:bCs w:val="false"/>
-                <w:i w:val="false"/>
-                <w:iCs w:val="false"/>
-                <w:color w:val="000000"/>
-                <w:sz w:val="18"/>
-                <w:szCs w:val="18"/>
-              </w:rPr>
               <w:t xml:space="preserve"/>
-            </w:r>
-          </w:p>
-          <w:p>
-            <w:pPr>
-              <w:spacing w:after="40" w:before="0"/>
-              <w:jc w:val="left"/>
-            </w:pPr>
-            <w:r>
-              <w:rPr>
-                <w:rFonts w:ascii="Arial" w:cs="Arial" w:eastAsia="Arial" w:hAnsi="Arial"/>
-                <w:b w:val="false"/>
-                <w:bCs w:val="false"/>
-                <w:i w:val="false"/>
-                <w:iCs w:val="false"/>
-                <w:color w:val="000000"/>
-                <w:sz w:val="18"/>
-                <w:szCs w:val="18"/>
-              </w:rPr>
-              <w:t xml:space="preserve">SURFACE TABLE</w:t>
-            </w:r>
-          </w:p>
-          <w:p>
-            <w:pPr>
-              <w:spacing w:after="40" w:before="0"/>
-              <w:jc w:val="left"/>
-            </w:pPr>
-            <w:r>
-              <w:rPr>
-                <w:rFonts w:ascii="Arial" w:cs="Arial" w:eastAsia="Arial" w:hAnsi="Arial"/>
-                <w:b w:val="false"/>
-                <w:bCs w:val="false"/>
-                <w:i w:val="false"/>
-                <w:iCs w:val="false"/>
-                <w:color w:val="000000"/>
-                <w:sz w:val="18"/>
-                <w:szCs w:val="18"/>
-              </w:rPr>
-              <w:t xml:space="preserve">| Surface | Approximate share of sound energy reflected |</w:t>
-            </w:r>
-          </w:p>
-          <w:p>
-            <w:pPr>
-              <w:spacing w:after="40" w:before="0"/>
-              <w:jc w:val="left"/>
-            </w:pPr>
-            <w:r>
-              <w:rPr>
-                <w:rFonts w:ascii="Arial" w:cs="Arial" w:eastAsia="Arial" w:hAnsi="Arial"/>
-                <w:b w:val="false"/>
-                <w:bCs w:val="false"/>
-                <w:i w:val="false"/>
-                <w:iCs w:val="false"/>
-                <w:color w:val="000000"/>
-                <w:sz w:val="18"/>
-                <w:szCs w:val="18"/>
-              </w:rPr>
-              <w:t xml:space="preserve">|---|---|</w:t>
-            </w:r>
-          </w:p>
-          <w:p>
-            <w:pPr>
-              <w:spacing w:after="40" w:before="0"/>
-              <w:jc w:val="left"/>
-            </w:pPr>
-            <w:r>
-              <w:rPr>
-                <w:rFonts w:ascii="Arial" w:cs="Arial" w:eastAsia="Arial" w:hAnsi="Arial"/>
-                <w:b w:val="false"/>
-                <w:bCs w:val="false"/>
-                <w:i w:val="false"/>
-                <w:iCs w:val="false"/>
-                <w:color w:val="000000"/>
-                <w:sz w:val="18"/>
-                <w:szCs w:val="18"/>
-              </w:rPr>
-              <w:t xml:space="preserve">| Cliff rock | 90% |</w:t>
-            </w:r>
-          </w:p>
-          <w:p>
-            <w:pPr>
-              <w:spacing w:after="40" w:before="0"/>
-              <w:jc w:val="left"/>
-            </w:pPr>
-            <w:r>
-              <w:rPr>
-                <w:rFonts w:ascii="Arial" w:cs="Arial" w:eastAsia="Arial" w:hAnsi="Arial"/>
-                <w:b w:val="false"/>
-                <w:bCs w:val="false"/>
-                <w:i w:val="false"/>
-                <w:iCs w:val="false"/>
-                <w:color w:val="000000"/>
-                <w:sz w:val="18"/>
-                <w:szCs w:val="18"/>
-              </w:rPr>
-              <w:t xml:space="preserve">| Painted concrete wall | 85% |</w:t>
-            </w:r>
-          </w:p>
-          <w:p>
-            <w:pPr>
-              <w:spacing w:after="40" w:before="0"/>
-              <w:jc w:val="left"/>
-            </w:pPr>
-            <w:r>
-              <w:rPr>
-                <w:rFonts w:ascii="Arial" w:cs="Arial" w:eastAsia="Arial" w:hAnsi="Arial"/>
-                <w:b w:val="false"/>
-                <w:bCs w:val="false"/>
-                <w:i w:val="false"/>
-                <w:iCs w:val="false"/>
-                <w:color w:val="000000"/>
-                <w:sz w:val="18"/>
-                <w:szCs w:val="18"/>
-              </w:rPr>
-              <w:t xml:space="preserve">| Wooden board | 60% |</w:t>
-            </w:r>
-          </w:p>
-          <w:p>
-            <w:pPr>
-              <w:spacing w:after="40" w:before="0"/>
-              <w:jc w:val="left"/>
-            </w:pPr>
-            <w:r>
-              <w:rPr>
-                <w:rFonts w:ascii="Arial" w:cs="Arial" w:eastAsia="Arial" w:hAnsi="Arial"/>
-                <w:b w:val="false"/>
-                <w:bCs w:val="false"/>
-                <w:i w:val="false"/>
-                <w:iCs w:val="false"/>
-                <w:color w:val="000000"/>
-                <w:sz w:val="18"/>
-                <w:szCs w:val="18"/>
-              </w:rPr>
-              <w:t xml:space="preserve">| Curtains or cloth | 15% |</w:t>
-            </w:r>
-          </w:p>
-          <w:p>
-            <w:pPr>
-              <w:spacing w:after="40" w:before="0"/>
-              <w:jc w:val="left"/>
-            </w:pPr>
-            <w:r>
-              <w:rPr>
-                <w:rFonts w:ascii="Arial" w:cs="Arial" w:eastAsia="Arial" w:hAnsi="Arial"/>
-                <w:b w:val="false"/>
-                <w:bCs w:val="false"/>
-                <w:i w:val="false"/>
-                <w:iCs w:val="false"/>
-                <w:color w:val="000000"/>
-                <w:sz w:val="18"/>
-                <w:szCs w:val="18"/>
-              </w:rPr>
-              <w:t xml:space="preserve">| Thick grass or foam mattress | 10% |</w:t>
             </w:r>
           </w:p>
         </w:tc>
@@ -594,6 +1533,7 @@
           </w:tcPr>
           <w:p>
             <w:pPr>
+              <w:keepNext/>
               <w:spacing w:after="40" w:before="0"/>
               <w:jc w:val="center"/>
             </w:pPr>
@@ -628,6 +1568,7 @@
           </w:tcPr>
           <w:p>
             <w:pPr>
+              <w:keepNext w:val="false"/>
               <w:spacing w:after="40" w:before="0"/>
               <w:jc w:val="left"/>
             </w:pPr>
@@ -660,6 +1601,7 @@
           </w:tcPr>
           <w:p>
             <w:pPr>
+              <w:keepNext w:val="false"/>
               <w:spacing w:after="40" w:before="0"/>
               <w:jc w:val="left"/>
             </w:pPr>
@@ -721,6 +1663,7 @@
           </w:tcPr>
           <w:p>
             <w:pPr>
+              <w:keepNext/>
               <w:spacing w:after="40" w:before="0"/>
               <w:jc w:val="center"/>
             </w:pPr>
@@ -755,6 +1698,7 @@
           </w:tcPr>
           <w:p>
             <w:pPr>
+              <w:keepNext w:val="false"/>
               <w:spacing w:after="40" w:before="0"/>
               <w:jc w:val="left"/>
             </w:pPr>
@@ -787,6 +1731,7 @@
           </w:tcPr>
           <w:p>
             <w:pPr>
+              <w:keepNext w:val="false"/>
               <w:spacing w:after="40" w:before="0"/>
               <w:jc w:val="left"/>
             </w:pPr>
@@ -848,6 +1793,7 @@
           </w:tcPr>
           <w:p>
             <w:pPr>
+              <w:keepNext/>
               <w:spacing w:after="40" w:before="0"/>
               <w:jc w:val="center"/>
             </w:pPr>
@@ -882,6 +1828,7 @@
           </w:tcPr>
           <w:p>
             <w:pPr>
+              <w:keepNext w:val="false"/>
               <w:spacing w:after="40" w:before="0"/>
               <w:jc w:val="left"/>
             </w:pPr>
@@ -914,6 +1861,7 @@
           </w:tcPr>
           <w:p>
             <w:pPr>
+              <w:keepNext w:val="false"/>
               <w:spacing w:after="40" w:before="0"/>
               <w:jc w:val="left"/>
             </w:pPr>
@@ -975,6 +1923,7 @@
           </w:tcPr>
           <w:p>
             <w:pPr>
+              <w:keepNext/>
               <w:spacing w:after="40" w:before="0"/>
               <w:jc w:val="center"/>
             </w:pPr>
@@ -1009,6 +1958,7 @@
           </w:tcPr>
           <w:p>
             <w:pPr>
+              <w:keepNext w:val="false"/>
               <w:spacing w:after="40" w:before="0"/>
               <w:jc w:val="left"/>
             </w:pPr>
@@ -1041,6 +1991,7 @@
           </w:tcPr>
           <w:p>
             <w:pPr>
+              <w:keepNext w:val="false"/>
               <w:spacing w:after="40" w:before="0"/>
               <w:jc w:val="left"/>
             </w:pPr>
@@ -1102,6 +2053,7 @@
           </w:tcPr>
           <w:p>
             <w:pPr>
+              <w:keepNext/>
               <w:spacing w:after="40" w:before="0"/>
               <w:jc w:val="center"/>
             </w:pPr>
@@ -1136,6 +2088,7 @@
           </w:tcPr>
           <w:p>
             <w:pPr>
+              <w:keepNext w:val="false"/>
               <w:spacing w:after="40" w:before="0"/>
               <w:jc w:val="left"/>
             </w:pPr>
@@ -1168,6 +2121,7 @@
           </w:tcPr>
           <w:p>
             <w:pPr>
+              <w:keepNext w:val="false"/>
               <w:spacing w:after="40" w:before="0"/>
               <w:jc w:val="left"/>
             </w:pPr>
@@ -1231,6 +2185,7 @@
           </w:tcPr>
           <w:p>
             <w:pPr>
+              <w:keepNext w:val="false"/>
               <w:spacing w:after="40" w:before="0"/>
               <w:jc w:val="center"/>
             </w:pPr>
@@ -1265,6 +2220,7 @@
           </w:tcPr>
           <w:p>
             <w:pPr>
+              <w:keepNext w:val="false"/>
               <w:spacing w:after="40" w:before="0"/>
               <w:jc w:val="left"/>
             </w:pPr>
@@ -1297,6 +2253,7 @@
           </w:tcPr>
           <w:p>
             <w:pPr>
+              <w:keepNext w:val="false"/>
               <w:spacing w:after="40" w:before="0"/>
               <w:jc w:val="left"/>
             </w:pPr>
@@ -1329,6 +2286,7 @@
           </w:tcPr>
           <w:p>
             <w:pPr>
+              <w:keepNext w:val="false"/>
               <w:spacing w:after="40" w:before="0"/>
               <w:jc w:val="left"/>
             </w:pPr>
@@ -1361,6 +2319,7 @@
           </w:tcPr>
           <w:p>
             <w:pPr>
+              <w:keepNext w:val="false"/>
               <w:spacing w:after="40" w:before="0"/>
               <w:jc w:val="left"/>
             </w:pPr>
@@ -1395,6 +2354,7 @@
           </w:tcPr>
           <w:p>
             <w:pPr>
+              <w:keepNext w:val="false"/>
               <w:spacing w:after="40" w:before="0"/>
               <w:jc w:val="left"/>
             </w:pPr>
@@ -1427,6 +2387,7 @@
           </w:tcPr>
           <w:p>
             <w:pPr>
+              <w:keepNext w:val="false"/>
               <w:spacing w:after="40" w:before="0"/>
               <w:jc w:val="left"/>
             </w:pPr>
@@ -1459,6 +2420,7 @@
           </w:tcPr>
           <w:p>
             <w:pPr>
+              <w:keepNext w:val="false"/>
               <w:spacing w:after="40" w:before="0"/>
               <w:jc w:val="left"/>
             </w:pPr>
@@ -1491,6 +2453,7 @@
           </w:tcPr>
           <w:p>
             <w:pPr>
+              <w:keepNext w:val="false"/>
               <w:spacing w:after="40" w:before="0"/>
               <w:jc w:val="left"/>
             </w:pPr>
@@ -1525,6 +2488,7 @@
           </w:tcPr>
           <w:p>
             <w:pPr>
+              <w:keepNext w:val="false"/>
               <w:spacing w:after="40" w:before="0"/>
               <w:jc w:val="left"/>
             </w:pPr>
@@ -1557,6 +2521,7 @@
           </w:tcPr>
           <w:p>
             <w:pPr>
+              <w:keepNext w:val="false"/>
               <w:spacing w:after="40" w:before="0"/>
               <w:jc w:val="left"/>
             </w:pPr>
@@ -1589,6 +2554,7 @@
           </w:tcPr>
           <w:p>
             <w:pPr>
+              <w:keepNext w:val="false"/>
               <w:spacing w:after="40" w:before="0"/>
               <w:jc w:val="left"/>
             </w:pPr>
@@ -1621,6 +2587,7 @@
           </w:tcPr>
           <w:p>
             <w:pPr>
+              <w:keepNext w:val="false"/>
               <w:spacing w:after="40" w:before="0"/>
               <w:jc w:val="left"/>
             </w:pPr>
@@ -1655,6 +2622,7 @@
           </w:tcPr>
           <w:p>
             <w:pPr>
+              <w:keepNext w:val="false"/>
               <w:spacing w:after="40" w:before="0"/>
               <w:jc w:val="left"/>
             </w:pPr>
@@ -1687,6 +2655,7 @@
           </w:tcPr>
           <w:p>
             <w:pPr>
+              <w:keepNext w:val="false"/>
               <w:spacing w:after="40" w:before="0"/>
               <w:jc w:val="left"/>
             </w:pPr>
@@ -1719,6 +2688,7 @@
           </w:tcPr>
           <w:p>
             <w:pPr>
+              <w:keepNext w:val="false"/>
               <w:spacing w:after="40" w:before="0"/>
               <w:jc w:val="left"/>
             </w:pPr>
@@ -1751,6 +2721,7 @@
           </w:tcPr>
           <w:p>
             <w:pPr>
+              <w:keepNext w:val="false"/>
               <w:spacing w:after="40" w:before="0"/>
               <w:jc w:val="left"/>
             </w:pPr>
@@ -1785,6 +2756,7 @@
           </w:tcPr>
           <w:p>
             <w:pPr>
+              <w:keepNext w:val="false"/>
               <w:spacing w:after="40" w:before="0"/>
               <w:jc w:val="left"/>
             </w:pPr>
@@ -1817,6 +2789,7 @@
           </w:tcPr>
           <w:p>
             <w:pPr>
+              <w:keepNext w:val="false"/>
               <w:spacing w:after="40" w:before="0"/>
               <w:jc w:val="left"/>
             </w:pPr>
@@ -1849,6 +2822,7 @@
           </w:tcPr>
           <w:p>
             <w:pPr>
+              <w:keepNext w:val="false"/>
               <w:spacing w:after="40" w:before="0"/>
               <w:jc w:val="left"/>
             </w:pPr>
@@ -1881,6 +2855,7 @@
           </w:tcPr>
           <w:p>
             <w:pPr>
+              <w:keepNext w:val="false"/>
               <w:spacing w:after="40" w:before="0"/>
               <w:jc w:val="left"/>
             </w:pPr>
@@ -1915,6 +2890,7 @@
           </w:tcPr>
           <w:p>
             <w:pPr>
+              <w:keepNext w:val="false"/>
               <w:spacing w:after="40" w:before="0"/>
               <w:jc w:val="left"/>
             </w:pPr>
@@ -1947,6 +2923,7 @@
           </w:tcPr>
           <w:p>
             <w:pPr>
+              <w:keepNext w:val="false"/>
               <w:spacing w:after="40" w:before="0"/>
               <w:jc w:val="left"/>
             </w:pPr>
@@ -1979,6 +2956,7 @@
           </w:tcPr>
           <w:p>
             <w:pPr>
+              <w:keepNext w:val="false"/>
               <w:spacing w:after="40" w:before="0"/>
               <w:jc w:val="left"/>
             </w:pPr>
@@ -2011,6 +2989,7 @@
           </w:tcPr>
           <w:p>
             <w:pPr>
+              <w:keepNext w:val="false"/>
               <w:spacing w:after="40" w:before="0"/>
               <w:jc w:val="left"/>
             </w:pPr>
@@ -2149,7 +3128,7 @@
         </w:rPr>
         <w:t xml:space="preserve">© 2026 SeaVuria and ARES. This work is licensed under a </w:t>
       </w:r>
-      <w:hyperlink w:history="1" r:id="rIdwolhiekbetaldqqm5z8ys">
+      <w:hyperlink w:history="1" r:id="rIduf4peke_zbwlicck7dbyc">
         <w:r>
           <w:rPr>
             <w:rFonts w:ascii="Arial" w:cs="Arial" w:eastAsia="Arial" w:hAnsi="Arial"/>
@@ -2169,7 +3148,7 @@
         </w:rPr>
         <w:t xml:space="preserve"> (</w:t>
       </w:r>
-      <w:hyperlink w:history="1" r:id="rId9dliwype5ybqf32v7pt3d">
+      <w:hyperlink w:history="1" r:id="rIddpf913m5zadyrocu3qbqn">
         <w:r>
           <w:rPr>
             <w:rFonts w:ascii="Arial" w:cs="Arial" w:eastAsia="Arial" w:hAnsi="Arial"/>
@@ -2189,7 +3168,7 @@
         </w:rPr>
         <w:t xml:space="preserve">). To view a copy of this license, visit </w:t>
       </w:r>
-      <w:hyperlink w:history="1" r:id="rIdqpzfulqlfs8u1vznoczow">
+      <w:hyperlink w:history="1" r:id="rId41catyvk3dp9kexy86xvl">
         <w:r>
           <w:rPr>
             <w:rFonts w:ascii="Arial" w:cs="Arial" w:eastAsia="Arial" w:hAnsi="Arial"/>

--- a/data/outputs/v2/Physics/SS2.1_Properties_of_Waves/Physics_Properties_of_Waves_FinalExplanation_TeacherKey.docx
+++ b/data/outputs/v2/Physics/SS2.1_Properties_of_Waves/Physics_Properties_of_Waves_FinalExplanation_TeacherKey.docx
@@ -3128,7 +3128,7 @@
         </w:rPr>
         <w:t xml:space="preserve">© 2026 SeaVuria and ARES. This work is licensed under a </w:t>
       </w:r>
-      <w:hyperlink w:history="1" r:id="rIduf4peke_zbwlicck7dbyc">
+      <w:hyperlink w:history="1" r:id="rIdyjaf3etsh_ioabojyyott">
         <w:r>
           <w:rPr>
             <w:rFonts w:ascii="Arial" w:cs="Arial" w:eastAsia="Arial" w:hAnsi="Arial"/>
@@ -3148,7 +3148,7 @@
         </w:rPr>
         <w:t xml:space="preserve"> (</w:t>
       </w:r>
-      <w:hyperlink w:history="1" r:id="rIddpf913m5zadyrocu3qbqn">
+      <w:hyperlink w:history="1" r:id="rIdhijawth_mnh0r-bqqfxa2">
         <w:r>
           <w:rPr>
             <w:rFonts w:ascii="Arial" w:cs="Arial" w:eastAsia="Arial" w:hAnsi="Arial"/>
@@ -3168,7 +3168,7 @@
         </w:rPr>
         <w:t xml:space="preserve">). To view a copy of this license, visit </w:t>
       </w:r>
-      <w:hyperlink w:history="1" r:id="rId41catyvk3dp9kexy86xvl">
+      <w:hyperlink w:history="1" r:id="rIdb1v3s1lme6rvw_fc0tmqa">
         <w:r>
           <w:rPr>
             <w:rFonts w:ascii="Arial" w:cs="Arial" w:eastAsia="Arial" w:hAnsi="Arial"/>
